--- a/pipeline/ArchitectureDesignAndAudit/ProviderPipeline_LowLevelDesign_v83_anotated.docx
+++ b/pipeline/ArchitectureDesignAndAudit/ProviderPipeline_LowLevelDesign_v83_anotated.docx
@@ -2786,7 +2786,10 @@
     </w:p>
     <w:p>
       <w:r>
-        <w:t>TUNABLE LEVERS (operator-ruled 2026-10-20): every operational lever is durable per-environment configuration with NO defaults (H7) -- fan-out widths and caps (build_fda_label_resolution width 300), worker_vm_size, worker_max_parallel, worker_liveness thresholds, per-step timeout_seconds, fda.crosswalk_batch_size (25), and the fda.llm_retry block (max transient retries, backoff base). LLM THROTTLING IS BACKPRESSURE: an HTTP 429 from the model provider causes the batch to wait and retry under the step timeout -- a throttled batch is NEVER dropped (the two aborted runs lost 139,542 and 34,050 labels to drop-on-429 semantics against the off-design RxNav API; with RxNav removed, the model is the step's only external call and its documented org limits -- 30K RPM / 180M TPM -- hold ~10x headroom at width 300, batch 25).</w:t>
+        <w:t>TUNABLE LEVERS (operator-ruled 2026-10-20): every operational lever is durable per-environment configuration with NO defaults (H7) -- fan-out widths and caps (build_fda_label_resolution width 200), worker_vm_size, worker_max_parallel, worker_liveness thresholds, per-step timeout_seconds, fda.crosswalk_batch_size (25), and the fda.llm_retry block (max transient retries, backoff base). LLM THROTTLING IS BACKPRESSURE: an HTTP 429 from the model provider causes the batch to wait and retry under the step timeout -- a throttled batch is NEVER dropped (the two aborted runs lost 139,542 and 34,050 labels to drop-on-429 semantics against the off-design RxNav API; with RxNav removed, the model is the step's only external call and its documented org limits -- 30K RPM / 180M TPM -- hold ~10x headroom at width 200, batch 25).</w:t>
+      </w:r>
+      <w:r>
+        <w:t xml:space="preserve"> worker_start_stagger_s (5) staggers worker starts (2026-10-21).</w:t>
       </w:r>
     </w:p>
     <w:p>
@@ -8862,6 +8865,14 @@
     </w:p>
     <w:p>
       <w:r>
+        <w:rPr>
+          <w:color w:val="C00000"/>
+        </w:rPr>
+        <w:t>Start stagger (operator-ruled 2026-10-21): the host's pool-fill loop is gated to at most one spawn per worker_start_stagger_s seconds (per-env durable configuration, required, no defaults -- H7), so the pool ramps one coordination connection at a time instead of storming the front-end cluster; and the worker's coordination connect retries (mongo-attempts-ChatHealthyFrontEnd=5) rather than failing its work item on a single handshake loss.</w:t>
+      </w:r>
+    </w:p>
+    <w:p>
+      <w:r>
         <w:t>Each Worker atomically claims one work-item from Mongo, executes, writes result and exit code to Mongo, exits. Controller reaps.</w:t>
       </w:r>
     </w:p>
@@ -49689,6 +49700,11 @@
     <w:p>
       <w:r>
         <w:t>Each worker VM runs a bounded pool of worker processes. The pool size is WORKER_MAX_PARALLEL, set in the worker launch; absent it the pool falls back to the box's core count. The pool is min(cap, pending partitions), so the live-process count never exceeds the number of partitions. The box size is the WORKER_VM_SIZE Automation Variable the runbook reads and passes to the controller, which sizes the worker VM -- no source file names a VM size.</w:t>
+      </w:r>
+    </w:p>
+    <w:p>
+      <w:r>
+        <w:t>WORKER START STAGGER (operator-ruled 2026-10-21). The worker host starts at most one worker process per worker_start_stagger_s seconds (per-env durable configuration, required, no defaults -- H7; dev value 5). Each worker's start time is therefore its slot -- worker N starts no earlier than N x stagger after the step begins -- so the coordination cluster never receives a simultaneous mTLS connection storm (run 03dec011 lost 50 of 300 workers in 37 seconds to exactly that storm). The build_fda_label_resolution width and parallelism_cap are 200 (operator-ruled 2026-10-21, down from 300). Belt-and-suspenders: the stagger prevents the storm; the coordination connect additionally RETRIES -- the pipelineEditor certificate carries mongo-attempts-ChatHealthyFrontEnd=5 (deployment record), so a worker that still meets a transient handshake failure retries with backoff instead of dying on one attempt and stranding its work item.</w:t>
       </w:r>
     </w:p>
     <w:p>

--- a/pipeline/ArchitectureDesignAndAudit/ProviderPipeline_LowLevelDesign_v83_anotated.docx
+++ b/pipeline/ArchitectureDesignAndAudit/ProviderPipeline_LowLevelDesign_v83_anotated.docx
@@ -912,7 +912,7 @@
         <w:rPr>
           <w:noProof/>
         </w:rPr>
-        <w:t>I.7. Testing</w:t>
+        <w:t>I.7. Post-run compliance test suite</w:t>
       </w:r>
       <w:r>
         <w:rPr>
@@ -2580,7 +2580,7 @@
         <w:rPr>
           <w:noProof/>
         </w:rPr>
-        <w:t>III.13. The audits</w:t>
+        <w:t>III.13. Dropping the transient attributes</w:t>
       </w:r>
       <w:r>
         <w:rPr>
@@ -2601,7 +2601,7 @@
           <w:noProof/>
           <w:webHidden/>
         </w:rPr>
-        <w:instrText xml:space="preserve"> PAGEREF _Toc243387406 \h </w:instrText>
+        <w:instrText xml:space="preserve"> PAGEREF _Toc243387407 \h </w:instrText>
       </w:r>
       <w:r>
         <w:rPr>
@@ -2649,7 +2649,7 @@
         <w:rPr>
           <w:noProof/>
         </w:rPr>
-        <w:t>III.14. Dropping the transient attributes</w:t>
+        <w:t>III.14. Starting at a step, and the data gate</w:t>
       </w:r>
       <w:r>
         <w:rPr>
@@ -2670,7 +2670,7 @@
           <w:noProof/>
           <w:webHidden/>
         </w:rPr>
-        <w:instrText xml:space="preserve"> PAGEREF _Toc243387407 \h </w:instrText>
+        <w:instrText xml:space="preserve"> PAGEREF _Toc243387408 \h </w:instrText>
       </w:r>
       <w:r>
         <w:rPr>
@@ -2718,7 +2718,7 @@
         <w:rPr>
           <w:noProof/>
         </w:rPr>
-        <w:t>III.15. Starting at a step, and the data gate</w:t>
+        <w:t>III.15. Findings, and the conditions that end a run</w:t>
       </w:r>
       <w:r>
         <w:rPr>
@@ -2739,7 +2739,7 @@
           <w:noProof/>
           <w:webHidden/>
         </w:rPr>
-        <w:instrText xml:space="preserve"> PAGEREF _Toc243387408 \h </w:instrText>
+        <w:instrText xml:space="preserve"> PAGEREF _Toc243387409 \h </w:instrText>
       </w:r>
       <w:r>
         <w:rPr>
@@ -2787,7 +2787,7 @@
         <w:rPr>
           <w:noProof/>
         </w:rPr>
-        <w:t>III.16. Findings, and the conditions that end a run</w:t>
+        <w:t>III.16. Access paths and indexes</w:t>
       </w:r>
       <w:r>
         <w:rPr>
@@ -2856,7 +2856,7 @@
         <w:rPr>
           <w:noProof/>
         </w:rPr>
-        <w:t>III.17. Access paths and indexes</w:t>
+        <w:t>III.17. Use of LLMs</w:t>
       </w:r>
       <w:r>
         <w:rPr>
@@ -2925,7 +2925,7 @@
         <w:rPr>
           <w:noProof/>
         </w:rPr>
-        <w:t>III.18. Use of LLMs</w:t>
+        <w:t>III.18. Source-file map</w:t>
       </w:r>
       <w:r>
         <w:rPr>
@@ -2977,7 +2977,7 @@
     </w:p>
     <w:p>
       <w:pPr>
-        <w:pStyle w:val="TOC2"/>
+        <w:pStyle w:val="TOC1"/>
         <w:tabs>
           <w:tab w:val="right" w:leader="dot" w:pos="8630"/>
         </w:tabs>
@@ -2994,75 +2994,6 @@
         <w:rPr>
           <w:noProof/>
         </w:rPr>
-        <w:t>III.19. Source-file map</w:t>
-      </w:r>
-      <w:r>
-        <w:rPr>
-          <w:noProof/>
-          <w:webHidden/>
-        </w:rPr>
-        <w:tab/>
-      </w:r>
-      <w:r>
-        <w:rPr>
-          <w:noProof/>
-          <w:webHidden/>
-        </w:rPr>
-        <w:fldChar w:fldCharType="begin"/>
-      </w:r>
-      <w:r>
-        <w:rPr>
-          <w:noProof/>
-          <w:webHidden/>
-        </w:rPr>
-        <w:instrText xml:space="preserve"> PAGEREF _Toc243387409 \h </w:instrText>
-      </w:r>
-      <w:r>
-        <w:rPr>
-          <w:noProof/>
-          <w:webHidden/>
-        </w:rPr>
-      </w:r>
-      <w:r>
-        <w:rPr>
-          <w:noProof/>
-          <w:webHidden/>
-        </w:rPr>
-        <w:fldChar w:fldCharType="separate"/>
-      </w:r>
-      <w:r>
-        <w:rPr>
-          <w:noProof/>
-          <w:webHidden/>
-        </w:rPr>
-      </w:r>
-      <w:r>
-        <w:rPr>
-          <w:noProof/>
-          <w:webHidden/>
-        </w:rPr>
-        <w:fldChar w:fldCharType="end"/>
-      </w:r>
-    </w:p>
-    <w:p>
-      <w:pPr>
-        <w:pStyle w:val="TOC1"/>
-        <w:tabs>
-          <w:tab w:val="right" w:leader="dot" w:pos="8630"/>
-        </w:tabs>
-        <w:rPr>
-          <w:rFonts w:asciiTheme="minorHAnsi" w:hAnsiTheme="minorHAnsi"/>
-          <w:noProof/>
-          <w:kern w:val="2"/>
-          <w:sz w:val="24"/>
-          <w:szCs w:val="24"/>
-          <w14:ligatures w14:val="standardContextual"/>
-        </w:rPr>
-      </w:pPr>
-      <w:r>
-        <w:rPr>
-          <w:noProof/>
-        </w:rPr>
         <w:t>Appendix A. Story Traceability</w:t>
       </w:r>
       <w:r>
@@ -3157,7 +3088,7 @@
     </w:p>
     <w:p>
       <w:r>
-        <w:t>One pipeline may produce more than one application collection consumed by ChatHealthy's applications, together with as many staging collections as those outputs require. The Provider pipeline publishes two served collections — the Provider record and SpecialtyMetaData (the NUCC vocabulary plus the proprietary classification supplement) — from six staged sources (§II.2.3, §II.7). The Medicare pipeline publishes three (§III.2.2). The framework places no limit on how many collections a pipeline builds.</w:t>
+        <w:t>One pipeline may produce more than one application collection consumed by ChatHealthy's applications, together with as many staging collections as those outputs require. The Provider pipeline publishes two served collections — the Provider record and SpecialtyMetaData (the NUCC vocabulary plus the proprietary classification supplement) — from six staged sources (§II.2.3, §II.7). The Medicare pipeline publishes three (§III.1). The framework places no limit on how many collections a pipeline builds.</w:t>
       </w:r>
     </w:p>
     <w:p>
@@ -3242,7 +3173,7 @@
         <w:t>&lt;/ Skip splice: or allow for bridges in data via inference&gt;</w:t>
       </w:r>
       <w:r>
-        <w:t>, never as a default. Every such use is enumerated with its model and the reason that model was chosen, in the Use-of-LLMs section of each Part (§I.8, §II.8, §III.7)</w:t>
+        <w:t>, never as a default. Every such use is enumerated with its model and the reason that model was chosen, in the Use-of-LLMs section of each Part (§I.8, §II.8, §III.17)</w:t>
       </w:r>
     </w:p>
     <w:p>
@@ -5962,7 +5893,7 @@
     </w:p>
     <w:p>
       <w:r>
-        <w:t>The account is a credential boundary rather than a container: its Automation Variables are account-scoped and readable by every runbook inside it, so a second identity's runbook placed here would hold this identity's credentials. Section I.4.11 states the rule this component exists to satisfy.</w:t>
+        <w:t>The account is a credential boundary rather than a container: its Automation Variables are account-scoped and readable by every runbook inside it, so a second identity's runbook placed here would hold this identity's credentials. Section I.3.13 states the rule this component exists to satisfy.</w:t>
       </w:r>
     </w:p>
     <w:p>
@@ -11568,7 +11499,7 @@
               <w:cnfStyle w:val="000000100000" w:firstRow="0" w:lastRow="0" w:firstColumn="0" w:lastColumn="0" w:oddVBand="0" w:evenVBand="0" w:oddHBand="1" w:evenHBand="0" w:firstRowFirstColumn="0" w:firstRowLastColumn="0" w:lastRowFirstColumn="0" w:lastRowLastColumn="0"/>
             </w:pPr>
             <w:r>
-              <w:t>§10.2.3 Source freshness gate + §10.2.4 Fetch</w:t>
+              <w:t>§II.1.2.3 Source freshness gate + §II.1.2.4 Fetch</w:t>
             </w:r>
           </w:p>
         </w:tc>
@@ -11618,7 +11549,7 @@
               <w:cnfStyle w:val="000000010000" w:firstRow="0" w:lastRow="0" w:firstColumn="0" w:lastColumn="0" w:oddVBand="0" w:evenVBand="0" w:oddHBand="0" w:evenHBand="1" w:firstRowFirstColumn="0" w:firstRowLastColumn="0" w:lastRowFirstColumn="0" w:lastRowLastColumn="0"/>
             </w:pPr>
             <w:r>
-              <w:t>§10.2.7 Load staging</w:t>
+              <w:t>§II.1.2.7 Load staging</w:t>
             </w:r>
           </w:p>
         </w:tc>
@@ -11631,7 +11562,7 @@
               <w:cnfStyle w:val="000000010000" w:firstRow="0" w:lastRow="0" w:firstColumn="0" w:lastColumn="0" w:oddVBand="0" w:evenVBand="0" w:oddHBand="0" w:evenHBand="1" w:firstRowFirstColumn="0" w:firstRowLastColumn="0" w:lastRowFirstColumn="0" w:lastRowLastColumn="0"/>
             </w:pPr>
             <w:r>
-              <w:t>§10.2.3, §10.2.4, §10.2.5 (assumes prior run's source archive still current)</w:t>
+              <w:t>§II.1.2.3, §II.1.2.4, §II.1.2.5 (assumes prior run's source archive still current)</w:t>
             </w:r>
           </w:p>
         </w:tc>
@@ -11661,7 +11592,7 @@
               <w:cnfStyle w:val="000000100000" w:firstRow="0" w:lastRow="0" w:firstColumn="0" w:lastColumn="0" w:oddVBand="0" w:evenVBand="0" w:oddHBand="1" w:evenHBand="0" w:firstRowFirstColumn="0" w:firstRowLastColumn="0" w:lastRowFirstColumn="0" w:lastRowLastColumn="0"/>
             </w:pPr>
             <w:r>
-              <w:t>§10.2.9 Normalize NPI</w:t>
+              <w:t>§II.1.2.9 Normalize NPI</w:t>
             </w:r>
           </w:p>
         </w:tc>
@@ -11674,7 +11605,7 @@
               <w:cnfStyle w:val="000000100000" w:firstRow="0" w:lastRow="0" w:firstColumn="0" w:lastColumn="0" w:oddVBand="0" w:evenVBand="0" w:oddHBand="1" w:evenHBand="0" w:firstRowFirstColumn="0" w:firstRowLastColumn="0" w:lastRowFirstColumn="0" w:lastRowLastColumn="0"/>
             </w:pPr>
             <w:r>
-              <w:t>everything through §10.2.8 (assumes staging + specialty-classification catalog already loaded)</w:t>
+              <w:t>everything through §II.1.2.8 (assumes staging + specialty-classification catalog already loaded)</w:t>
             </w:r>
           </w:p>
         </w:tc>
@@ -11703,7 +11634,7 @@
               <w:cnfStyle w:val="000000010000" w:firstRow="0" w:lastRow="0" w:firstColumn="0" w:lastColumn="0" w:oddVBand="0" w:evenVBand="0" w:oddHBand="0" w:evenHBand="1" w:firstRowFirstColumn="0" w:firstRowLastColumn="0" w:lastRowFirstColumn="0" w:lastRowLastColumn="0"/>
             </w:pPr>
             <w:r>
-              <w:t>§10.2.11 License-based address repair</w:t>
+              <w:t>§II.1.2.11 License-based address repair</w:t>
             </w:r>
           </w:p>
         </w:tc>
@@ -11716,16 +11647,10 @@
               <w:cnfStyle w:val="000000010000" w:firstRow="0" w:lastRow="0" w:firstColumn="0" w:lastColumn="0" w:oddVBand="0" w:evenVBand="0" w:oddHBand="0" w:evenHBand="1" w:firstRowFirstColumn="0" w:firstRowLastColumn="0" w:lastRowFirstColumn="0" w:lastRowLastColumn="0"/>
             </w:pPr>
             <w:r>
-              <w:t>everything through §10.2.10 (assumes normalized records exist in `</w:t>
+              <w:t>everything through §II.1.2.10 (assumes normalized records exist in `providers_v&lt;N&gt;`; re-runs license repair, county, urban, second branches + county + urban + proprietary-flag stamping)</w:t>
             </w:r>
             <w:proofErr w:type="spellStart"/>
-            <w:r>
-              <w:t>providers_v</w:t>
-            </w:r>
             <w:proofErr w:type="spellEnd"/>
-            <w:r>
-              <w:t>&lt;N&gt;`; re-runs license repair, county, urban, second branches + county + urban + proprietary-flag stamping)</w:t>
-            </w:r>
           </w:p>
         </w:tc>
       </w:tr>
@@ -12184,6 +12109,21 @@
     <w:p>
       <w:r>
         <w:t>A pipeline may build more than one such collection; each built collection carries its own normative contract, and every published record conforms to the contract for its own collection.</w:t>
+      </w:r>
+    </w:p>
+    <w:p>
+      <w:r>
+        <w:t>Conformance is enforced by the store, not by the callers. Each published collection carries its normative JSON Schema installed on the collection itself as its MongoDB validator, so the database refuses a write that does not conform. The contract is enforced in one place, and no step can publish a record that fails it by forgetting to check.</w:t>
+      </w:r>
+    </w:p>
+    <w:p>
+      <w:r>
+        <w:t>A refused write is a finding, not an error. The write path catches the store's rejection and records it as a per-record finding under the pipeline's controlled finding vocabulary, carrying the business key of the record that was refused; the raw database error never surfaces as such. Where the write is a bulk operation, each document the store refused is recorded as its own finding and the documents that conformed are still written — a batch is not abandoned because one of its documents failed the contract.</w:t>
+      </w:r>
+    </w:p>
+    <w:p>
+      <w:r>
+        <w:t>From that point those are ordinary findings: they accumulate against the run's configured failure thresholds (§I.3.6) and they appear in the one operational report the run delivers (§I.3.8).</w:t>
       </w:r>
     </w:p>
     <w:p>
@@ -16393,16 +16333,10 @@
     </w:p>
     <w:p>
       <w:r>
-        <w:t xml:space="preserve">The single path by which any </w:t>
+        <w:t>The single path by which any pipeline's built data becomes available to the application. It realizes the Pipeline Data Release story and complies with 4_DataPipelineFramework §I.1.1 (the build/serve invariant) and its Release chapter. It is generic; the provider realization is the migration step §II.1.2.19.</w:t>
       </w:r>
       <w:proofErr w:type="gramStart"/>
-      <w:r>
-        <w:t>pipeline's built</w:t>
-      </w:r>
       <w:proofErr w:type="gramEnd"/>
-      <w:r>
-        <w:t xml:space="preserve"> data becomes available to the application. It realizes the Pipeline Data Release story and complies with 4_DataPipelineFramework §I.1.1 (the build/serve invariant) and its Release chapter. It is generic; the provider realization is the migration step §II.1.3.21.</w:t>
-      </w:r>
     </w:p>
     <w:p>
       <w:pPr>
@@ -16524,10 +16458,15 @@
       <w:bookmarkStart w:id="56" w:name="_Toc242078834"/>
       <w:bookmarkStart w:id="57" w:name="_Toc243387382"/>
       <w:r>
-        <w:t>I.7. Testing</w:t>
+        <w:t>I.7. Post-run compliance test suite</w:t>
       </w:r>
       <w:bookmarkEnd w:id="56"/>
       <w:bookmarkEnd w:id="57"/>
+    </w:p>
+    <w:p>
+      <w:r>
+        <w:t>This chapter is the post-run compliance test suite: the assertions that establish whether the code satisfies the requirements this document realizes. None of it is pipeline behaviour. No run executes any of it, no step list contains it, and no published record depends on it — each tier runs after a run has reached a terminal state, from outside the pipeline, against what that run left behind. The cases stated below are written against the Provider pipeline's collections and sources; no part of this suite exists for the Medicare pipeline today.</w:t>
+      </w:r>
     </w:p>
     <w:p>
       <w:pPr>
@@ -17306,7 +17245,7 @@
         <w:rPr>
           <w:color w:val="C00000"/>
         </w:rPr>
-        <w:t>Data-quality regression is a generic tier: a suite of per-record and per-collection assertions that must pass before a build is accepted. The specific cases - which fields, which thresholds, which expected values - are pipeline-specific and belong to each pipeline's own Part; the Provider pipeline's data-quality cases are specified in Part II (its discrepancy configuration, II.7, and the provider test suite). This common chapter defines only the tier and its gate, not any pipeline's cases.</w:t>
+        <w:t>Data-quality regression is a tier of the suite: per-record and per-collection assertions evaluated, after a run, against the collection that run left behind; they must pass before the build is accepted. No run performs them and no pipeline step contains them. The specific cases - which fields, which thresholds, which expected values - are pipeline-specific and belong to each pipeline's own Part; the Provider pipeline's data-quality cases are specified in Part II (its discrepancy configuration, II.7, and the provider test suite), and the table below states them. No data-quality cases exist for the Medicare pipeline.</w:t>
       </w:r>
       <w:r>
         <w:rPr>
@@ -17787,7 +17726,7 @@
               <w:cnfStyle w:val="000000100000" w:firstRow="0" w:lastRow="0" w:firstColumn="0" w:lastColumn="0" w:oddVBand="0" w:evenVBand="0" w:oddHBand="1" w:evenHBand="0" w:firstRowFirstColumn="0" w:firstRowLastColumn="0" w:lastRowFirstColumn="0" w:lastRowLastColumn="0"/>
             </w:pPr>
             <w:r>
-              <w:t>Every `reason` in discrepancies collection is in §16.3 vocabulary</w:t>
+              <w:t>Every `reason` in discrepancies collection is in §II.7.3 vocabulary</w:t>
             </w:r>
           </w:p>
         </w:tc>
@@ -17832,7 +17771,7 @@
     </w:p>
     <w:p>
       <w:r>
-        <w:t>The parity contract.</w:t>
+        <w:t>What the parity tests assert.</w:t>
       </w:r>
     </w:p>
     <w:p>
@@ -17994,7 +17933,7 @@
       </w:r>
       <w:proofErr w:type="gramEnd"/>
       <w:r>
-        <w:t>. A row that was in source but rejected during normalization contributes to the discrepancy count; every source row is accounted for either as a landed record or as a discrepancy.</w:t>
+        <w:t>. A row that was in source but rejected during normalization contributes to the discrepancy count; the assertion is that every source row is accounted for, either as a landed record or as a discrepancy.</w:t>
       </w:r>
     </w:p>
     <w:p>
@@ -19053,504 +18992,9 @@
       <w:pPr>
         <w:pStyle w:val="Heading3"/>
       </w:pPr>
-      <w:bookmarkStart w:id="64" w:name="_Toc242078841"/>
-      <w:r>
-        <w:t>I.7.7 Performance envelope</w:t>
-      </w:r>
-      <w:bookmarkEnd w:id="64"/>
-    </w:p>
-    <w:p>
-      <w:r>
-        <w:t xml:space="preserve">Baseline expectations captured on </w:t>
-      </w:r>
-      <w:r>
-        <w:rPr>
-          <w:rFonts w:ascii="Consolas" w:hAnsi="Consolas"/>
-        </w:rPr>
-        <w:t>Standard_D32s_v5</w:t>
-      </w:r>
-      <w:r>
-        <w:t xml:space="preserve"> with </w:t>
-      </w:r>
-      <w:proofErr w:type="spellStart"/>
-      <w:r>
-        <w:rPr>
-          <w:rFonts w:ascii="Consolas" w:hAnsi="Consolas"/>
-        </w:rPr>
-        <w:t>state_scope</w:t>
-      </w:r>
-      <w:proofErr w:type="spellEnd"/>
-      <w:r>
-        <w:rPr>
-          <w:rFonts w:ascii="Consolas" w:hAnsi="Consolas"/>
-        </w:rPr>
-        <w:t>=["ALL"]</w:t>
-      </w:r>
-      <w:r>
-        <w:t>, Full mode, monthly NPPES ~7.5M providers:</w:t>
-      </w:r>
-    </w:p>
-    <w:p/>
-    <w:tbl>
-      <w:tblPr>
-        <w:tblStyle w:val="LightGrid-Accent1"/>
-        <w:tblW w:w="0" w:type="auto"/>
-        <w:tblLook w:val="04A0" w:firstRow="1" w:lastRow="0" w:firstColumn="1" w:lastColumn="0" w:noHBand="0" w:noVBand="1"/>
-      </w:tblPr>
-      <w:tblGrid>
-        <w:gridCol w:w="2880"/>
-        <w:gridCol w:w="2880"/>
-        <w:gridCol w:w="2880"/>
-      </w:tblGrid>
-      <w:tr>
-        <w:trPr>
-          <w:cnfStyle w:val="100000000000" w:firstRow="1" w:lastRow="0" w:firstColumn="0" w:lastColumn="0" w:oddVBand="0" w:evenVBand="0" w:oddHBand="0" w:evenHBand="0" w:firstRowFirstColumn="0" w:firstRowLastColumn="0" w:lastRowFirstColumn="0" w:lastRowLastColumn="0"/>
-        </w:trPr>
-        <w:tc>
-          <w:tcPr>
-            <w:cnfStyle w:val="001000000000" w:firstRow="0" w:lastRow="0" w:firstColumn="1" w:lastColumn="0" w:oddVBand="0" w:evenVBand="0" w:oddHBand="0" w:evenHBand="0" w:firstRowFirstColumn="0" w:firstRowLastColumn="0" w:lastRowFirstColumn="0" w:lastRowLastColumn="0"/>
-            <w:tcW w:w="2880" w:type="dxa"/>
-          </w:tcPr>
-          <w:p>
-            <w:r>
-              <w:t>Step</w:t>
-            </w:r>
-          </w:p>
-        </w:tc>
-        <w:tc>
-          <w:tcPr>
-            <w:tcW w:w="2880" w:type="dxa"/>
-          </w:tcPr>
-          <w:p>
-            <w:pPr>
-              <w:cnfStyle w:val="100000000000" w:firstRow="1" w:lastRow="0" w:firstColumn="0" w:lastColumn="0" w:oddVBand="0" w:evenVBand="0" w:oddHBand="0" w:evenHBand="0" w:firstRowFirstColumn="0" w:firstRowLastColumn="0" w:lastRowFirstColumn="0" w:lastRowLastColumn="0"/>
-            </w:pPr>
-            <w:r>
-              <w:t>Wall-clock target</w:t>
-            </w:r>
-          </w:p>
-        </w:tc>
-        <w:tc>
-          <w:tcPr>
-            <w:tcW w:w="2880" w:type="dxa"/>
-          </w:tcPr>
-          <w:p>
-            <w:pPr>
-              <w:cnfStyle w:val="100000000000" w:firstRow="1" w:lastRow="0" w:firstColumn="0" w:lastColumn="0" w:oddVBand="0" w:evenVBand="0" w:oddHBand="0" w:evenHBand="0" w:firstRowFirstColumn="0" w:firstRowLastColumn="0" w:lastRowFirstColumn="0" w:lastRowLastColumn="0"/>
-            </w:pPr>
-            <w:r>
-              <w:t>Alarm if slower by</w:t>
-            </w:r>
-          </w:p>
-        </w:tc>
-      </w:tr>
-      <w:tr>
-        <w:trPr>
-          <w:cnfStyle w:val="000000100000" w:firstRow="0" w:lastRow="0" w:firstColumn="0" w:lastColumn="0" w:oddVBand="0" w:evenVBand="0" w:oddHBand="1" w:evenHBand="0" w:firstRowFirstColumn="0" w:firstRowLastColumn="0" w:lastRowFirstColumn="0" w:lastRowLastColumn="0"/>
-        </w:trPr>
-        <w:tc>
-          <w:tcPr>
-            <w:cnfStyle w:val="001000000000" w:firstRow="0" w:lastRow="0" w:firstColumn="1" w:lastColumn="0" w:oddVBand="0" w:evenVBand="0" w:oddHBand="0" w:evenHBand="0" w:firstRowFirstColumn="0" w:firstRowLastColumn="0" w:lastRowFirstColumn="0" w:lastRowLastColumn="0"/>
-            <w:tcW w:w="2880" w:type="dxa"/>
-          </w:tcPr>
-          <w:p>
-            <w:r>
-              <w:t>Prepare infrastructure</w:t>
-            </w:r>
-          </w:p>
-        </w:tc>
-        <w:tc>
-          <w:tcPr>
-            <w:tcW w:w="2880" w:type="dxa"/>
-          </w:tcPr>
-          <w:p>
-            <w:pPr>
-              <w:cnfStyle w:val="000000100000" w:firstRow="0" w:lastRow="0" w:firstColumn="0" w:lastColumn="0" w:oddVBand="0" w:evenVBand="0" w:oddHBand="1" w:evenHBand="0" w:firstRowFirstColumn="0" w:firstRowLastColumn="0" w:lastRowFirstColumn="0" w:lastRowLastColumn="0"/>
-            </w:pPr>
-            <w:r>
-              <w:t>3–5 min</w:t>
-            </w:r>
-          </w:p>
-        </w:tc>
-        <w:tc>
-          <w:tcPr>
-            <w:tcW w:w="2880" w:type="dxa"/>
-          </w:tcPr>
-          <w:p>
-            <w:pPr>
-              <w:cnfStyle w:val="000000100000" w:firstRow="0" w:lastRow="0" w:firstColumn="0" w:lastColumn="0" w:oddVBand="0" w:evenVBand="0" w:oddHBand="1" w:evenHBand="0" w:firstRowFirstColumn="0" w:firstRowLastColumn="0" w:lastRowFirstColumn="0" w:lastRowLastColumn="0"/>
-            </w:pPr>
-            <w:r>
-              <w:t>100%</w:t>
-            </w:r>
-          </w:p>
-        </w:tc>
-      </w:tr>
-      <w:tr>
-        <w:trPr>
-          <w:cnfStyle w:val="000000010000" w:firstRow="0" w:lastRow="0" w:firstColumn="0" w:lastColumn="0" w:oddVBand="0" w:evenVBand="0" w:oddHBand="0" w:evenHBand="1" w:firstRowFirstColumn="0" w:firstRowLastColumn="0" w:lastRowFirstColumn="0" w:lastRowLastColumn="0"/>
-        </w:trPr>
-        <w:tc>
-          <w:tcPr>
-            <w:cnfStyle w:val="001000000000" w:firstRow="0" w:lastRow="0" w:firstColumn="1" w:lastColumn="0" w:oddVBand="0" w:evenVBand="0" w:oddHBand="0" w:evenHBand="0" w:firstRowFirstColumn="0" w:firstRowLastColumn="0" w:lastRowFirstColumn="0" w:lastRowLastColumn="0"/>
-            <w:tcW w:w="2880" w:type="dxa"/>
-          </w:tcPr>
-          <w:p>
-            <w:r>
-              <w:t>Fetch all sources (all sources parallel)</w:t>
-            </w:r>
-          </w:p>
-        </w:tc>
-        <w:tc>
-          <w:tcPr>
-            <w:tcW w:w="2880" w:type="dxa"/>
-          </w:tcPr>
-          <w:p>
-            <w:pPr>
-              <w:cnfStyle w:val="000000010000" w:firstRow="0" w:lastRow="0" w:firstColumn="0" w:lastColumn="0" w:oddVBand="0" w:evenVBand="0" w:oddHBand="0" w:evenHBand="1" w:firstRowFirstColumn="0" w:firstRowLastColumn="0" w:lastRowFirstColumn="0" w:lastRowLastColumn="0"/>
-            </w:pPr>
-            <w:r>
-              <w:t>8–12 min</w:t>
-            </w:r>
-          </w:p>
-        </w:tc>
-        <w:tc>
-          <w:tcPr>
-            <w:tcW w:w="2880" w:type="dxa"/>
-          </w:tcPr>
-          <w:p>
-            <w:pPr>
-              <w:cnfStyle w:val="000000010000" w:firstRow="0" w:lastRow="0" w:firstColumn="0" w:lastColumn="0" w:oddVBand="0" w:evenVBand="0" w:oddHBand="0" w:evenHBand="1" w:firstRowFirstColumn="0" w:firstRowLastColumn="0" w:lastRowFirstColumn="0" w:lastRowLastColumn="0"/>
-            </w:pPr>
-            <w:r>
-              <w:t>50%</w:t>
-            </w:r>
-          </w:p>
-        </w:tc>
-      </w:tr>
-      <w:tr>
-        <w:trPr>
-          <w:cnfStyle w:val="000000100000" w:firstRow="0" w:lastRow="0" w:firstColumn="0" w:lastColumn="0" w:oddVBand="0" w:evenVBand="0" w:oddHBand="1" w:evenHBand="0" w:firstRowFirstColumn="0" w:firstRowLastColumn="0" w:lastRowFirstColumn="0" w:lastRowLastColumn="0"/>
-        </w:trPr>
-        <w:tc>
-          <w:tcPr>
-            <w:cnfStyle w:val="001000000000" w:firstRow="0" w:lastRow="0" w:firstColumn="1" w:lastColumn="0" w:oddVBand="0" w:evenVBand="0" w:oddHBand="0" w:evenHBand="0" w:firstRowFirstColumn="0" w:firstRowLastColumn="0" w:lastRowFirstColumn="0" w:lastRowLastColumn="0"/>
-            <w:tcW w:w="2880" w:type="dxa"/>
-          </w:tcPr>
-          <w:p>
-            <w:r>
-              <w:t>Normalize NPI (51-way parallel)</w:t>
-            </w:r>
-          </w:p>
-        </w:tc>
-        <w:tc>
-          <w:tcPr>
-            <w:tcW w:w="2880" w:type="dxa"/>
-          </w:tcPr>
-          <w:p>
-            <w:pPr>
-              <w:cnfStyle w:val="000000100000" w:firstRow="0" w:lastRow="0" w:firstColumn="0" w:lastColumn="0" w:oddVBand="0" w:evenVBand="0" w:oddHBand="1" w:evenHBand="0" w:firstRowFirstColumn="0" w:firstRowLastColumn="0" w:lastRowFirstColumn="0" w:lastRowLastColumn="0"/>
-            </w:pPr>
-            <w:r>
-              <w:t>15–25 min</w:t>
-            </w:r>
-          </w:p>
-        </w:tc>
-        <w:tc>
-          <w:tcPr>
-            <w:tcW w:w="2880" w:type="dxa"/>
-          </w:tcPr>
-          <w:p>
-            <w:pPr>
-              <w:cnfStyle w:val="000000100000" w:firstRow="0" w:lastRow="0" w:firstColumn="0" w:lastColumn="0" w:oddVBand="0" w:evenVBand="0" w:oddHBand="1" w:evenHBand="0" w:firstRowFirstColumn="0" w:firstRowLastColumn="0" w:lastRowFirstColumn="0" w:lastRowLastColumn="0"/>
-            </w:pPr>
-            <w:r>
-              <w:t>50%</w:t>
-            </w:r>
-          </w:p>
-        </w:tc>
-      </w:tr>
-      <w:tr>
-        <w:trPr>
-          <w:cnfStyle w:val="000000010000" w:firstRow="0" w:lastRow="0" w:firstColumn="0" w:lastColumn="0" w:oddVBand="0" w:evenVBand="0" w:oddHBand="0" w:evenHBand="1" w:firstRowFirstColumn="0" w:firstRowLastColumn="0" w:lastRowFirstColumn="0" w:lastRowLastColumn="0"/>
-        </w:trPr>
-        <w:tc>
-          <w:tcPr>
-            <w:cnfStyle w:val="001000000000" w:firstRow="0" w:lastRow="0" w:firstColumn="1" w:lastColumn="0" w:oddVBand="0" w:evenVBand="0" w:oddHBand="0" w:evenHBand="0" w:firstRowFirstColumn="0" w:firstRowLastColumn="0" w:lastRowFirstColumn="0" w:lastRowLastColumn="0"/>
-            <w:tcW w:w="2880" w:type="dxa"/>
-          </w:tcPr>
-          <w:p>
-            <w:r>
-              <w:t>County enrichment (102-way parallel)</w:t>
-            </w:r>
-          </w:p>
-        </w:tc>
-        <w:tc>
-          <w:tcPr>
-            <w:tcW w:w="2880" w:type="dxa"/>
-          </w:tcPr>
-          <w:p>
-            <w:pPr>
-              <w:cnfStyle w:val="000000010000" w:firstRow="0" w:lastRow="0" w:firstColumn="0" w:lastColumn="0" w:oddVBand="0" w:evenVBand="0" w:oddHBand="0" w:evenHBand="1" w:firstRowFirstColumn="0" w:firstRowLastColumn="0" w:lastRowFirstColumn="0" w:lastRowLastColumn="0"/>
-            </w:pPr>
-            <w:r>
-              <w:t>8–15 min</w:t>
-            </w:r>
-          </w:p>
-        </w:tc>
-        <w:tc>
-          <w:tcPr>
-            <w:tcW w:w="2880" w:type="dxa"/>
-          </w:tcPr>
-          <w:p>
-            <w:pPr>
-              <w:cnfStyle w:val="000000010000" w:firstRow="0" w:lastRow="0" w:firstColumn="0" w:lastColumn="0" w:oddVBand="0" w:evenVBand="0" w:oddHBand="0" w:evenHBand="1" w:firstRowFirstColumn="0" w:firstRowLastColumn="0" w:lastRowFirstColumn="0" w:lastRowLastColumn="0"/>
-            </w:pPr>
-            <w:r>
-              <w:t>100%</w:t>
-            </w:r>
-          </w:p>
-        </w:tc>
-      </w:tr>
-      <w:tr>
-        <w:trPr>
-          <w:cnfStyle w:val="000000100000" w:firstRow="0" w:lastRow="0" w:firstColumn="0" w:lastColumn="0" w:oddVBand="0" w:evenVBand="0" w:oddHBand="1" w:evenHBand="0" w:firstRowFirstColumn="0" w:firstRowLastColumn="0" w:lastRowFirstColumn="0" w:lastRowLastColumn="0"/>
-        </w:trPr>
-        <w:tc>
-          <w:tcPr>
-            <w:cnfStyle w:val="001000000000" w:firstRow="0" w:lastRow="0" w:firstColumn="1" w:lastColumn="0" w:oddVBand="0" w:evenVBand="0" w:oddHBand="0" w:evenHBand="0" w:firstRowFirstColumn="0" w:firstRowLastColumn="0" w:lastRowFirstColumn="0" w:lastRowLastColumn="0"/>
-            <w:tcW w:w="2880" w:type="dxa"/>
-          </w:tcPr>
-          <w:p>
-            <w:r>
-              <w:t>Post-load reconciliation</w:t>
-            </w:r>
-          </w:p>
-        </w:tc>
-        <w:tc>
-          <w:tcPr>
-            <w:tcW w:w="2880" w:type="dxa"/>
-          </w:tcPr>
-          <w:p>
-            <w:pPr>
-              <w:cnfStyle w:val="000000100000" w:firstRow="0" w:lastRow="0" w:firstColumn="0" w:lastColumn="0" w:oddVBand="0" w:evenVBand="0" w:oddHBand="1" w:evenHBand="0" w:firstRowFirstColumn="0" w:firstRowLastColumn="0" w:lastRowFirstColumn="0" w:lastRowLastColumn="0"/>
-            </w:pPr>
-            <w:r>
-              <w:t>3–5 min</w:t>
-            </w:r>
-          </w:p>
-        </w:tc>
-        <w:tc>
-          <w:tcPr>
-            <w:tcW w:w="2880" w:type="dxa"/>
-          </w:tcPr>
-          <w:p>
-            <w:pPr>
-              <w:cnfStyle w:val="000000100000" w:firstRow="0" w:lastRow="0" w:firstColumn="0" w:lastColumn="0" w:oddVBand="0" w:evenVBand="0" w:oddHBand="1" w:evenHBand="0" w:firstRowFirstColumn="0" w:firstRowLastColumn="0" w:lastRowFirstColumn="0" w:lastRowLastColumn="0"/>
-            </w:pPr>
-            <w:r>
-              <w:t>50%</w:t>
-            </w:r>
-          </w:p>
-        </w:tc>
-      </w:tr>
-      <w:tr>
-        <w:trPr>
-          <w:cnfStyle w:val="000000010000" w:firstRow="0" w:lastRow="0" w:firstColumn="0" w:lastColumn="0" w:oddVBand="0" w:evenVBand="0" w:oddHBand="0" w:evenHBand="1" w:firstRowFirstColumn="0" w:firstRowLastColumn="0" w:lastRowFirstColumn="0" w:lastRowLastColumn="0"/>
-        </w:trPr>
-        <w:tc>
-          <w:tcPr>
-            <w:cnfStyle w:val="001000000000" w:firstRow="0" w:lastRow="0" w:firstColumn="1" w:lastColumn="0" w:oddVBand="0" w:evenVBand="0" w:oddHBand="0" w:evenHBand="0" w:firstRowFirstColumn="0" w:firstRowLastColumn="0" w:lastRowFirstColumn="0" w:lastRowLastColumn="0"/>
-            <w:tcW w:w="2880" w:type="dxa"/>
-          </w:tcPr>
-          <w:p>
-            <w:r>
-              <w:t>Quiesce</w:t>
-            </w:r>
-          </w:p>
-        </w:tc>
-        <w:tc>
-          <w:tcPr>
-            <w:tcW w:w="2880" w:type="dxa"/>
-          </w:tcPr>
-          <w:p>
-            <w:pPr>
-              <w:cnfStyle w:val="000000010000" w:firstRow="0" w:lastRow="0" w:firstColumn="0" w:lastColumn="0" w:oddVBand="0" w:evenVBand="0" w:oddHBand="0" w:evenHBand="1" w:firstRowFirstColumn="0" w:firstRowLastColumn="0" w:lastRowFirstColumn="0" w:lastRowLastColumn="0"/>
-            </w:pPr>
-            <w:r>
-              <w:t>1–2 min</w:t>
-            </w:r>
-          </w:p>
-        </w:tc>
-        <w:tc>
-          <w:tcPr>
-            <w:tcW w:w="2880" w:type="dxa"/>
-          </w:tcPr>
-          <w:p>
-            <w:pPr>
-              <w:cnfStyle w:val="000000010000" w:firstRow="0" w:lastRow="0" w:firstColumn="0" w:lastColumn="0" w:oddVBand="0" w:evenVBand="0" w:oddHBand="0" w:evenHBand="1" w:firstRowFirstColumn="0" w:firstRowLastColumn="0" w:lastRowFirstColumn="0" w:lastRowLastColumn="0"/>
-            </w:pPr>
-            <w:r>
-              <w:t>100%</w:t>
-            </w:r>
-          </w:p>
-        </w:tc>
-      </w:tr>
-      <w:tr>
-        <w:trPr>
-          <w:cnfStyle w:val="000000100000" w:firstRow="0" w:lastRow="0" w:firstColumn="0" w:lastColumn="0" w:oddVBand="0" w:evenVBand="0" w:oddHBand="1" w:evenHBand="0" w:firstRowFirstColumn="0" w:firstRowLastColumn="0" w:lastRowFirstColumn="0" w:lastRowLastColumn="0"/>
-        </w:trPr>
-        <w:tc>
-          <w:tcPr>
-            <w:cnfStyle w:val="001000000000" w:firstRow="0" w:lastRow="0" w:firstColumn="1" w:lastColumn="0" w:oddVBand="0" w:evenVBand="0" w:oddHBand="0" w:evenHBand="0" w:firstRowFirstColumn="0" w:firstRowLastColumn="0" w:lastRowFirstColumn="0" w:lastRowLastColumn="0"/>
-            <w:tcW w:w="2880" w:type="dxa"/>
-          </w:tcPr>
-          <w:p>
-            <w:r>
-              <w:t>**Total wall-clock**</w:t>
-            </w:r>
-          </w:p>
-        </w:tc>
-        <w:tc>
-          <w:tcPr>
-            <w:tcW w:w="2880" w:type="dxa"/>
-          </w:tcPr>
-          <w:p>
-            <w:pPr>
-              <w:cnfStyle w:val="000000100000" w:firstRow="0" w:lastRow="0" w:firstColumn="0" w:lastColumn="0" w:oddVBand="0" w:evenVBand="0" w:oddHBand="1" w:evenHBand="0" w:firstRowFirstColumn="0" w:firstRowLastColumn="0" w:lastRowFirstColumn="0" w:lastRowLastColumn="0"/>
-            </w:pPr>
-            <w:r>
-              <w:t>**45–75 min**</w:t>
-            </w:r>
-          </w:p>
-        </w:tc>
-        <w:tc>
-          <w:tcPr>
-            <w:tcW w:w="2880" w:type="dxa"/>
-          </w:tcPr>
-          <w:p>
-            <w:pPr>
-              <w:cnfStyle w:val="000000100000" w:firstRow="0" w:lastRow="0" w:firstColumn="0" w:lastColumn="0" w:oddVBand="0" w:evenVBand="0" w:oddHBand="1" w:evenHBand="0" w:firstRowFirstColumn="0" w:firstRowLastColumn="0" w:lastRowFirstColumn="0" w:lastRowLastColumn="0"/>
-            </w:pPr>
-            <w:r>
-              <w:t>**50%**</w:t>
-            </w:r>
-          </w:p>
-        </w:tc>
-      </w:tr>
-    </w:tbl>
-    <w:p/>
-    <w:p>
-      <w:r>
-        <w:t xml:space="preserve">Measurement: </w:t>
-      </w:r>
-      <w:proofErr w:type="spellStart"/>
-      <w:r>
-        <w:rPr>
-          <w:rFonts w:ascii="Consolas" w:hAnsi="Consolas"/>
-        </w:rPr>
-        <w:t>step_</w:t>
-      </w:r>
-      <w:proofErr w:type="gramStart"/>
-      <w:r>
-        <w:rPr>
-          <w:rFonts w:ascii="Consolas" w:hAnsi="Consolas"/>
-        </w:rPr>
-        <w:t>transitions</w:t>
-      </w:r>
-      <w:proofErr w:type="spellEnd"/>
-      <w:r>
-        <w:rPr>
-          <w:rFonts w:ascii="Consolas" w:hAnsi="Consolas"/>
-        </w:rPr>
-        <w:t>[</w:t>
-      </w:r>
-      <w:proofErr w:type="gramEnd"/>
-      <w:r>
-        <w:rPr>
-          <w:rFonts w:ascii="Consolas" w:hAnsi="Consolas"/>
-        </w:rPr>
-        <w:t>]</w:t>
-      </w:r>
-      <w:r>
-        <w:t xml:space="preserve"> on the run manifest records </w:t>
-      </w:r>
-      <w:proofErr w:type="spellStart"/>
-      <w:r>
-        <w:rPr>
-          <w:rFonts w:ascii="Consolas" w:hAnsi="Consolas"/>
-        </w:rPr>
-        <w:t>started_at</w:t>
-      </w:r>
-      <w:proofErr w:type="spellEnd"/>
-      <w:r>
-        <w:t xml:space="preserve">, </w:t>
-      </w:r>
-      <w:proofErr w:type="spellStart"/>
-      <w:r>
-        <w:rPr>
-          <w:rFonts w:ascii="Consolas" w:hAnsi="Consolas"/>
-        </w:rPr>
-        <w:t>finished_at</w:t>
-      </w:r>
-      <w:proofErr w:type="spellEnd"/>
-      <w:r>
-        <w:t xml:space="preserve"> per step. Regression test extracts these from the last-N runs and asserts each step's median falls within target. Alarm on slower runs is a </w:t>
-      </w:r>
-      <w:r>
-        <w:rPr>
-          <w:rFonts w:ascii="Consolas" w:hAnsi="Consolas"/>
-        </w:rPr>
-        <w:t>discrepancy</w:t>
-      </w:r>
-      <w:r>
-        <w:t xml:space="preserve"> </w:t>
-      </w:r>
-      <w:r>
-        <w:rPr>
-          <w:rFonts w:ascii="Consolas" w:hAnsi="Consolas"/>
-        </w:rPr>
-        <w:t>reason="</w:t>
-      </w:r>
-      <w:proofErr w:type="spellStart"/>
-      <w:r>
-        <w:rPr>
-          <w:rFonts w:ascii="Consolas" w:hAnsi="Consolas"/>
-        </w:rPr>
-        <w:t>performance_regression</w:t>
-      </w:r>
-      <w:proofErr w:type="spellEnd"/>
-      <w:r>
-        <w:rPr>
-          <w:rFonts w:ascii="Consolas" w:hAnsi="Consolas"/>
-        </w:rPr>
-        <w:t>"</w:t>
-      </w:r>
-      <w:r>
-        <w:t xml:space="preserve"> row plus a warning-level notification.</w:t>
-      </w:r>
-    </w:p>
-    <w:p>
-      <w:r>
-        <w:t xml:space="preserve">Memory ceiling per Worker: 2 GB steady-state, 3 GB peak. Assertion: sum of Worker RSS never exceeds </w:t>
-      </w:r>
-      <w:r>
-        <w:rPr>
-          <w:rFonts w:ascii="Consolas" w:hAnsi="Consolas"/>
-        </w:rPr>
-        <w:t>VM total memory − 4 GB</w:t>
-      </w:r>
-      <w:r>
-        <w:t xml:space="preserve"> (reserved for Controller + OS).</w:t>
-      </w:r>
-    </w:p>
-    <w:p>
-      <w:pPr>
-        <w:pStyle w:val="Heading3"/>
-      </w:pPr>
       <w:bookmarkStart w:id="65" w:name="_Toc242078842"/>
       <w:r>
-        <w:t>I.7.8 Test fixtures</w:t>
+        <w:t>I.7.7 Test fixtures</w:t>
       </w:r>
       <w:bookmarkEnd w:id="65"/>
     </w:p>
@@ -19853,623 +19297,6 @@
       </w:r>
     </w:p>
     <w:p>
-      <w:pPr>
-        <w:pStyle w:val="Heading3"/>
-      </w:pPr>
-      <w:bookmarkStart w:id="66" w:name="_Toc242078843"/>
-      <w:r>
-        <w:t>I.7.9 CI/CD gates</w:t>
-      </w:r>
-      <w:bookmarkEnd w:id="66"/>
-    </w:p>
-    <w:p>
-      <w:r>
-        <w:t>Per-tier gates as of this LLD:</w:t>
-      </w:r>
-    </w:p>
-    <w:p/>
-    <w:tbl>
-      <w:tblPr>
-        <w:tblStyle w:val="LightGrid-Accent1"/>
-        <w:tblW w:w="0" w:type="auto"/>
-        <w:tblLook w:val="04A0" w:firstRow="1" w:lastRow="0" w:firstColumn="1" w:lastColumn="0" w:noHBand="0" w:noVBand="1"/>
-      </w:tblPr>
-      <w:tblGrid>
-        <w:gridCol w:w="2160"/>
-        <w:gridCol w:w="2160"/>
-        <w:gridCol w:w="2160"/>
-        <w:gridCol w:w="2160"/>
-      </w:tblGrid>
-      <w:tr>
-        <w:trPr>
-          <w:cnfStyle w:val="100000000000" w:firstRow="1" w:lastRow="0" w:firstColumn="0" w:lastColumn="0" w:oddVBand="0" w:evenVBand="0" w:oddHBand="0" w:evenHBand="0" w:firstRowFirstColumn="0" w:firstRowLastColumn="0" w:lastRowFirstColumn="0" w:lastRowLastColumn="0"/>
-        </w:trPr>
-        <w:tc>
-          <w:tcPr>
-            <w:cnfStyle w:val="001000000000" w:firstRow="0" w:lastRow="0" w:firstColumn="1" w:lastColumn="0" w:oddVBand="0" w:evenVBand="0" w:oddHBand="0" w:evenHBand="0" w:firstRowFirstColumn="0" w:firstRowLastColumn="0" w:lastRowFirstColumn="0" w:lastRowLastColumn="0"/>
-            <w:tcW w:w="2160" w:type="dxa"/>
-          </w:tcPr>
-          <w:p>
-            <w:r>
-              <w:t>Tier</w:t>
-            </w:r>
-          </w:p>
-        </w:tc>
-        <w:tc>
-          <w:tcPr>
-            <w:tcW w:w="2160" w:type="dxa"/>
-          </w:tcPr>
-          <w:p>
-            <w:pPr>
-              <w:cnfStyle w:val="100000000000" w:firstRow="1" w:lastRow="0" w:firstColumn="0" w:lastColumn="0" w:oddVBand="0" w:evenVBand="0" w:oddHBand="0" w:evenHBand="0" w:firstRowFirstColumn="0" w:firstRowLastColumn="0" w:lastRowFirstColumn="0" w:lastRowLastColumn="0"/>
-            </w:pPr>
-            <w:r>
-              <w:t>Gate</w:t>
-            </w:r>
-          </w:p>
-        </w:tc>
-        <w:tc>
-          <w:tcPr>
-            <w:tcW w:w="2160" w:type="dxa"/>
-          </w:tcPr>
-          <w:p>
-            <w:pPr>
-              <w:cnfStyle w:val="100000000000" w:firstRow="1" w:lastRow="0" w:firstColumn="0" w:lastColumn="0" w:oddVBand="0" w:evenVBand="0" w:oddHBand="0" w:evenHBand="0" w:firstRowFirstColumn="0" w:firstRowLastColumn="0" w:lastRowFirstColumn="0" w:lastRowLastColumn="0"/>
-            </w:pPr>
-            <w:r>
-              <w:t>Timeout</w:t>
-            </w:r>
-          </w:p>
-        </w:tc>
-        <w:tc>
-          <w:tcPr>
-            <w:tcW w:w="2160" w:type="dxa"/>
-          </w:tcPr>
-          <w:p>
-            <w:pPr>
-              <w:cnfStyle w:val="100000000000" w:firstRow="1" w:lastRow="0" w:firstColumn="0" w:lastColumn="0" w:oddVBand="0" w:evenVBand="0" w:oddHBand="0" w:evenHBand="0" w:firstRowFirstColumn="0" w:firstRowLastColumn="0" w:lastRowFirstColumn="0" w:lastRowLastColumn="0"/>
-            </w:pPr>
-            <w:r>
-              <w:t>Failure action</w:t>
-            </w:r>
-          </w:p>
-        </w:tc>
-      </w:tr>
-      <w:tr>
-        <w:trPr>
-          <w:cnfStyle w:val="000000100000" w:firstRow="0" w:lastRow="0" w:firstColumn="0" w:lastColumn="0" w:oddVBand="0" w:evenVBand="0" w:oddHBand="1" w:evenHBand="0" w:firstRowFirstColumn="0" w:firstRowLastColumn="0" w:lastRowFirstColumn="0" w:lastRowLastColumn="0"/>
-        </w:trPr>
-        <w:tc>
-          <w:tcPr>
-            <w:cnfStyle w:val="001000000000" w:firstRow="0" w:lastRow="0" w:firstColumn="1" w:lastColumn="0" w:oddVBand="0" w:evenVBand="0" w:oddHBand="0" w:evenHBand="0" w:firstRowFirstColumn="0" w:firstRowLastColumn="0" w:lastRowFirstColumn="0" w:lastRowLastColumn="0"/>
-            <w:tcW w:w="2160" w:type="dxa"/>
-          </w:tcPr>
-          <w:p>
-            <w:r>
-              <w:t>Unit</w:t>
-            </w:r>
-          </w:p>
-        </w:tc>
-        <w:tc>
-          <w:tcPr>
-            <w:tcW w:w="2160" w:type="dxa"/>
-          </w:tcPr>
-          <w:p>
-            <w:pPr>
-              <w:cnfStyle w:val="000000100000" w:firstRow="0" w:lastRow="0" w:firstColumn="0" w:lastColumn="0" w:oddVBand="0" w:evenVBand="0" w:oddHBand="1" w:evenHBand="0" w:firstRowFirstColumn="0" w:firstRowLastColumn="0" w:lastRowFirstColumn="0" w:lastRowLastColumn="0"/>
-            </w:pPr>
-            <w:r>
-              <w:t>pre-commit hook</w:t>
-            </w:r>
-          </w:p>
-        </w:tc>
-        <w:tc>
-          <w:tcPr>
-            <w:tcW w:w="2160" w:type="dxa"/>
-          </w:tcPr>
-          <w:p>
-            <w:pPr>
-              <w:cnfStyle w:val="000000100000" w:firstRow="0" w:lastRow="0" w:firstColumn="0" w:lastColumn="0" w:oddVBand="0" w:evenVBand="0" w:oddHBand="1" w:evenHBand="0" w:firstRowFirstColumn="0" w:firstRowLastColumn="0" w:lastRowFirstColumn="0" w:lastRowLastColumn="0"/>
-            </w:pPr>
-            <w:r>
-              <w:t>30 s</w:t>
-            </w:r>
-          </w:p>
-        </w:tc>
-        <w:tc>
-          <w:tcPr>
-            <w:tcW w:w="2160" w:type="dxa"/>
-          </w:tcPr>
-          <w:p>
-            <w:pPr>
-              <w:cnfStyle w:val="000000100000" w:firstRow="0" w:lastRow="0" w:firstColumn="0" w:lastColumn="0" w:oddVBand="0" w:evenVBand="0" w:oddHBand="1" w:evenHBand="0" w:firstRowFirstColumn="0" w:firstRowLastColumn="0" w:lastRowFirstColumn="0" w:lastRowLastColumn="0"/>
-            </w:pPr>
-            <w:r>
-              <w:t>Reject commit</w:t>
-            </w:r>
-          </w:p>
-        </w:tc>
-      </w:tr>
-      <w:tr>
-        <w:trPr>
-          <w:cnfStyle w:val="000000010000" w:firstRow="0" w:lastRow="0" w:firstColumn="0" w:lastColumn="0" w:oddVBand="0" w:evenVBand="0" w:oddHBand="0" w:evenHBand="1" w:firstRowFirstColumn="0" w:firstRowLastColumn="0" w:lastRowFirstColumn="0" w:lastRowLastColumn="0"/>
-        </w:trPr>
-        <w:tc>
-          <w:tcPr>
-            <w:cnfStyle w:val="001000000000" w:firstRow="0" w:lastRow="0" w:firstColumn="1" w:lastColumn="0" w:oddVBand="0" w:evenVBand="0" w:oddHBand="0" w:evenHBand="0" w:firstRowFirstColumn="0" w:firstRowLastColumn="0" w:lastRowFirstColumn="0" w:lastRowLastColumn="0"/>
-            <w:tcW w:w="2160" w:type="dxa"/>
-          </w:tcPr>
-          <w:p>
-            <w:r>
-              <w:t>Integration</w:t>
-            </w:r>
-          </w:p>
-        </w:tc>
-        <w:tc>
-          <w:tcPr>
-            <w:tcW w:w="2160" w:type="dxa"/>
-          </w:tcPr>
-          <w:p>
-            <w:pPr>
-              <w:cnfStyle w:val="000000010000" w:firstRow="0" w:lastRow="0" w:firstColumn="0" w:lastColumn="0" w:oddVBand="0" w:evenVBand="0" w:oddHBand="0" w:evenHBand="1" w:firstRowFirstColumn="0" w:firstRowLastColumn="0" w:lastRowFirstColumn="0" w:lastRowLastColumn="0"/>
-            </w:pPr>
-            <w:r>
-              <w:t>pre-deploy (</w:t>
-            </w:r>
-            <w:proofErr w:type="spellStart"/>
-            <w:r>
-              <w:t>local_deploy</w:t>
-            </w:r>
-            <w:proofErr w:type="spellEnd"/>
-            <w:r>
-              <w:t>)</w:t>
-            </w:r>
-          </w:p>
-        </w:tc>
-        <w:tc>
-          <w:tcPr>
-            <w:tcW w:w="2160" w:type="dxa"/>
-          </w:tcPr>
-          <w:p>
-            <w:pPr>
-              <w:cnfStyle w:val="000000010000" w:firstRow="0" w:lastRow="0" w:firstColumn="0" w:lastColumn="0" w:oddVBand="0" w:evenVBand="0" w:oddHBand="0" w:evenHBand="1" w:firstRowFirstColumn="0" w:firstRowLastColumn="0" w:lastRowFirstColumn="0" w:lastRowLastColumn="0"/>
-            </w:pPr>
-            <w:r>
-              <w:t>15 min</w:t>
-            </w:r>
-          </w:p>
-        </w:tc>
-        <w:tc>
-          <w:tcPr>
-            <w:tcW w:w="2160" w:type="dxa"/>
-          </w:tcPr>
-          <w:p>
-            <w:pPr>
-              <w:cnfStyle w:val="000000010000" w:firstRow="0" w:lastRow="0" w:firstColumn="0" w:lastColumn="0" w:oddVBand="0" w:evenVBand="0" w:oddHBand="0" w:evenHBand="1" w:firstRowFirstColumn="0" w:firstRowLastColumn="0" w:lastRowFirstColumn="0" w:lastRowLastColumn="0"/>
-            </w:pPr>
-            <w:r>
-              <w:t>Deploy blocked</w:t>
-            </w:r>
-          </w:p>
-        </w:tc>
-      </w:tr>
-      <w:tr>
-        <w:trPr>
-          <w:cnfStyle w:val="000000100000" w:firstRow="0" w:lastRow="0" w:firstColumn="0" w:lastColumn="0" w:oddVBand="0" w:evenVBand="0" w:oddHBand="1" w:evenHBand="0" w:firstRowFirstColumn="0" w:firstRowLastColumn="0" w:lastRowFirstColumn="0" w:lastRowLastColumn="0"/>
-        </w:trPr>
-        <w:tc>
-          <w:tcPr>
-            <w:cnfStyle w:val="001000000000" w:firstRow="0" w:lastRow="0" w:firstColumn="1" w:lastColumn="0" w:oddVBand="0" w:evenVBand="0" w:oddHBand="0" w:evenHBand="0" w:firstRowFirstColumn="0" w:firstRowLastColumn="0" w:lastRowFirstColumn="0" w:lastRowLastColumn="0"/>
-            <w:tcW w:w="2160" w:type="dxa"/>
-          </w:tcPr>
-          <w:p>
-            <w:r>
-              <w:t>End-to-end</w:t>
-            </w:r>
-          </w:p>
-        </w:tc>
-        <w:tc>
-          <w:tcPr>
-            <w:tcW w:w="2160" w:type="dxa"/>
-          </w:tcPr>
-          <w:p>
-            <w:pPr>
-              <w:cnfStyle w:val="000000100000" w:firstRow="0" w:lastRow="0" w:firstColumn="0" w:lastColumn="0" w:oddVBand="0" w:evenVBand="0" w:oddHBand="1" w:evenHBand="0" w:firstRowFirstColumn="0" w:firstRowLastColumn="0" w:lastRowFirstColumn="0" w:lastRowLastColumn="0"/>
-            </w:pPr>
-            <w:r>
-              <w:t>pre-deploy (</w:t>
-            </w:r>
-            <w:proofErr w:type="spellStart"/>
-            <w:r>
-              <w:t>local_deploy</w:t>
-            </w:r>
-            <w:proofErr w:type="spellEnd"/>
-            <w:r>
-              <w:t>)</w:t>
-            </w:r>
-          </w:p>
-        </w:tc>
-        <w:tc>
-          <w:tcPr>
-            <w:tcW w:w="2160" w:type="dxa"/>
-          </w:tcPr>
-          <w:p>
-            <w:pPr>
-              <w:cnfStyle w:val="000000100000" w:firstRow="0" w:lastRow="0" w:firstColumn="0" w:lastColumn="0" w:oddVBand="0" w:evenVBand="0" w:oddHBand="1" w:evenHBand="0" w:firstRowFirstColumn="0" w:firstRowLastColumn="0" w:lastRowFirstColumn="0" w:lastRowLastColumn="0"/>
-            </w:pPr>
-            <w:r>
-              <w:t>30 min</w:t>
-            </w:r>
-          </w:p>
-        </w:tc>
-        <w:tc>
-          <w:tcPr>
-            <w:tcW w:w="2160" w:type="dxa"/>
-          </w:tcPr>
-          <w:p>
-            <w:pPr>
-              <w:cnfStyle w:val="000000100000" w:firstRow="0" w:lastRow="0" w:firstColumn="0" w:lastColumn="0" w:oddVBand="0" w:evenVBand="0" w:oddHBand="1" w:evenHBand="0" w:firstRowFirstColumn="0" w:firstRowLastColumn="0" w:lastRowFirstColumn="0" w:lastRowLastColumn="0"/>
-            </w:pPr>
-            <w:r>
-              <w:t>Deploy blocked</w:t>
-            </w:r>
-          </w:p>
-        </w:tc>
-      </w:tr>
-      <w:tr>
-        <w:trPr>
-          <w:cnfStyle w:val="000000010000" w:firstRow="0" w:lastRow="0" w:firstColumn="0" w:lastColumn="0" w:oddVBand="0" w:evenVBand="0" w:oddHBand="0" w:evenHBand="1" w:firstRowFirstColumn="0" w:firstRowLastColumn="0" w:lastRowFirstColumn="0" w:lastRowLastColumn="0"/>
-        </w:trPr>
-        <w:tc>
-          <w:tcPr>
-            <w:cnfStyle w:val="001000000000" w:firstRow="0" w:lastRow="0" w:firstColumn="1" w:lastColumn="0" w:oddVBand="0" w:evenVBand="0" w:oddHBand="0" w:evenHBand="0" w:firstRowFirstColumn="0" w:firstRowLastColumn="0" w:lastRowFirstColumn="0" w:lastRowLastColumn="0"/>
-            <w:tcW w:w="2160" w:type="dxa"/>
-          </w:tcPr>
-          <w:p>
-            <w:r>
-              <w:t>Regression</w:t>
-            </w:r>
-          </w:p>
-        </w:tc>
-        <w:tc>
-          <w:tcPr>
-            <w:tcW w:w="2160" w:type="dxa"/>
-          </w:tcPr>
-          <w:p>
-            <w:pPr>
-              <w:cnfStyle w:val="000000010000" w:firstRow="0" w:lastRow="0" w:firstColumn="0" w:lastColumn="0" w:oddVBand="0" w:evenVBand="0" w:oddHBand="0" w:evenHBand="1" w:firstRowFirstColumn="0" w:firstRowLastColumn="0" w:lastRowFirstColumn="0" w:lastRowLastColumn="0"/>
-            </w:pPr>
-            <w:r>
-              <w:t>pre-promote (GitHub Actions)</w:t>
-            </w:r>
-          </w:p>
-        </w:tc>
-        <w:tc>
-          <w:tcPr>
-            <w:tcW w:w="2160" w:type="dxa"/>
-          </w:tcPr>
-          <w:p>
-            <w:pPr>
-              <w:cnfStyle w:val="000000010000" w:firstRow="0" w:lastRow="0" w:firstColumn="0" w:lastColumn="0" w:oddVBand="0" w:evenVBand="0" w:oddHBand="0" w:evenHBand="1" w:firstRowFirstColumn="0" w:firstRowLastColumn="0" w:lastRowFirstColumn="0" w:lastRowLastColumn="0"/>
-            </w:pPr>
-            <w:r>
-              <w:t>20 min</w:t>
-            </w:r>
-          </w:p>
-        </w:tc>
-        <w:tc>
-          <w:tcPr>
-            <w:tcW w:w="2160" w:type="dxa"/>
-          </w:tcPr>
-          <w:p>
-            <w:pPr>
-              <w:cnfStyle w:val="000000010000" w:firstRow="0" w:lastRow="0" w:firstColumn="0" w:lastColumn="0" w:oddVBand="0" w:evenVBand="0" w:oddHBand="0" w:evenHBand="1" w:firstRowFirstColumn="0" w:firstRowLastColumn="0" w:lastRowFirstColumn="0" w:lastRowLastColumn="0"/>
-            </w:pPr>
-            <w:r>
-              <w:t>Promote blocked</w:t>
-            </w:r>
-          </w:p>
-        </w:tc>
-      </w:tr>
-      <w:tr>
-        <w:trPr>
-          <w:cnfStyle w:val="000000100000" w:firstRow="0" w:lastRow="0" w:firstColumn="0" w:lastColumn="0" w:oddVBand="0" w:evenVBand="0" w:oddHBand="1" w:evenHBand="0" w:firstRowFirstColumn="0" w:firstRowLastColumn="0" w:lastRowFirstColumn="0" w:lastRowLastColumn="0"/>
-        </w:trPr>
-        <w:tc>
-          <w:tcPr>
-            <w:cnfStyle w:val="001000000000" w:firstRow="0" w:lastRow="0" w:firstColumn="1" w:lastColumn="0" w:oddVBand="0" w:evenVBand="0" w:oddHBand="0" w:evenHBand="0" w:firstRowFirstColumn="0" w:firstRowLastColumn="0" w:lastRowFirstColumn="0" w:lastRowLastColumn="0"/>
-            <w:tcW w:w="2160" w:type="dxa"/>
-          </w:tcPr>
-          <w:p>
-            <w:r>
-              <w:t>Data-quality regression (§9.2)</w:t>
-            </w:r>
-          </w:p>
-        </w:tc>
-        <w:tc>
-          <w:tcPr>
-            <w:tcW w:w="2160" w:type="dxa"/>
-          </w:tcPr>
-          <w:p>
-            <w:pPr>
-              <w:cnfStyle w:val="000000100000" w:firstRow="0" w:lastRow="0" w:firstColumn="0" w:lastColumn="0" w:oddVBand="0" w:evenVBand="0" w:oddHBand="1" w:evenHBand="0" w:firstRowFirstColumn="0" w:firstRowLastColumn="0" w:lastRowFirstColumn="0" w:lastRowLastColumn="0"/>
-            </w:pPr>
-            <w:r>
-              <w:t>pre-promote</w:t>
-            </w:r>
-          </w:p>
-        </w:tc>
-        <w:tc>
-          <w:tcPr>
-            <w:tcW w:w="2160" w:type="dxa"/>
-          </w:tcPr>
-          <w:p>
-            <w:pPr>
-              <w:cnfStyle w:val="000000100000" w:firstRow="0" w:lastRow="0" w:firstColumn="0" w:lastColumn="0" w:oddVBand="0" w:evenVBand="0" w:oddHBand="1" w:evenHBand="0" w:firstRowFirstColumn="0" w:firstRowLastColumn="0" w:lastRowFirstColumn="0" w:lastRowLastColumn="0"/>
-            </w:pPr>
-            <w:r>
-              <w:t>15 min</w:t>
-            </w:r>
-          </w:p>
-        </w:tc>
-        <w:tc>
-          <w:tcPr>
-            <w:tcW w:w="2160" w:type="dxa"/>
-          </w:tcPr>
-          <w:p>
-            <w:pPr>
-              <w:cnfStyle w:val="000000100000" w:firstRow="0" w:lastRow="0" w:firstColumn="0" w:lastColumn="0" w:oddVBand="0" w:evenVBand="0" w:oddHBand="1" w:evenHBand="0" w:firstRowFirstColumn="0" w:firstRowLastColumn="0" w:lastRowFirstColumn="0" w:lastRowLastColumn="0"/>
-            </w:pPr>
-            <w:r>
-              <w:t>Promote blocked</w:t>
-            </w:r>
-          </w:p>
-        </w:tc>
-      </w:tr>
-      <w:tr>
-        <w:trPr>
-          <w:cnfStyle w:val="000000010000" w:firstRow="0" w:lastRow="0" w:firstColumn="0" w:lastColumn="0" w:oddVBand="0" w:evenVBand="0" w:oddHBand="0" w:evenHBand="1" w:firstRowFirstColumn="0" w:firstRowLastColumn="0" w:lastRowFirstColumn="0" w:lastRowLastColumn="0"/>
-        </w:trPr>
-        <w:tc>
-          <w:tcPr>
-            <w:cnfStyle w:val="001000000000" w:firstRow="0" w:lastRow="0" w:firstColumn="1" w:lastColumn="0" w:oddVBand="0" w:evenVBand="0" w:oddHBand="0" w:evenHBand="0" w:firstRowFirstColumn="0" w:firstRowLastColumn="0" w:lastRowFirstColumn="0" w:lastRowLastColumn="0"/>
-            <w:tcW w:w="2160" w:type="dxa"/>
-          </w:tcPr>
-          <w:p>
-            <w:r>
-              <w:t>Source-to-DB parity (§9.3)</w:t>
-            </w:r>
-          </w:p>
-        </w:tc>
-        <w:tc>
-          <w:tcPr>
-            <w:tcW w:w="2160" w:type="dxa"/>
-          </w:tcPr>
-          <w:p>
-            <w:pPr>
-              <w:cnfStyle w:val="000000010000" w:firstRow="0" w:lastRow="0" w:firstColumn="0" w:lastColumn="0" w:oddVBand="0" w:evenVBand="0" w:oddHBand="0" w:evenHBand="1" w:firstRowFirstColumn="0" w:firstRowLastColumn="0" w:lastRowFirstColumn="0" w:lastRowLastColumn="0"/>
-            </w:pPr>
-            <w:r>
-              <w:t>post-deploy-to-dev</w:t>
-            </w:r>
-          </w:p>
-        </w:tc>
-        <w:tc>
-          <w:tcPr>
-            <w:tcW w:w="2160" w:type="dxa"/>
-          </w:tcPr>
-          <w:p>
-            <w:pPr>
-              <w:cnfStyle w:val="000000010000" w:firstRow="0" w:lastRow="0" w:firstColumn="0" w:lastColumn="0" w:oddVBand="0" w:evenVBand="0" w:oddHBand="0" w:evenHBand="1" w:firstRowFirstColumn="0" w:firstRowLastColumn="0" w:lastRowFirstColumn="0" w:lastRowLastColumn="0"/>
-            </w:pPr>
-            <w:r>
-              <w:t>10 min</w:t>
-            </w:r>
-          </w:p>
-        </w:tc>
-        <w:tc>
-          <w:tcPr>
-            <w:tcW w:w="2160" w:type="dxa"/>
-          </w:tcPr>
-          <w:p>
-            <w:pPr>
-              <w:cnfStyle w:val="000000010000" w:firstRow="0" w:lastRow="0" w:firstColumn="0" w:lastColumn="0" w:oddVBand="0" w:evenVBand="0" w:oddHBand="0" w:evenHBand="1" w:firstRowFirstColumn="0" w:firstRowLastColumn="0" w:lastRowFirstColumn="0" w:lastRowLastColumn="0"/>
-            </w:pPr>
-            <w:r>
-              <w:t>Alert only (dev), promote blocked (</w:t>
-            </w:r>
-            <w:proofErr w:type="spellStart"/>
-            <w:r>
-              <w:t>qa</w:t>
-            </w:r>
-            <w:proofErr w:type="spellEnd"/>
-            <w:r>
-              <w:t>, prod)</w:t>
-            </w:r>
-          </w:p>
-        </w:tc>
-      </w:tr>
-      <w:tr>
-        <w:trPr>
-          <w:cnfStyle w:val="000000100000" w:firstRow="0" w:lastRow="0" w:firstColumn="0" w:lastColumn="0" w:oddVBand="0" w:evenVBand="0" w:oddHBand="1" w:evenHBand="0" w:firstRowFirstColumn="0" w:firstRowLastColumn="0" w:lastRowFirstColumn="0" w:lastRowLastColumn="0"/>
-        </w:trPr>
-        <w:tc>
-          <w:tcPr>
-            <w:cnfStyle w:val="001000000000" w:firstRow="0" w:lastRow="0" w:firstColumn="1" w:lastColumn="0" w:oddVBand="0" w:evenVBand="0" w:oddHBand="0" w:evenHBand="0" w:firstRowFirstColumn="0" w:firstRowLastColumn="0" w:lastRowFirstColumn="0" w:lastRowLastColumn="0"/>
-            <w:tcW w:w="2160" w:type="dxa"/>
-          </w:tcPr>
-          <w:p>
-            <w:r>
-              <w:t>Skip-if-done (§9.4)</w:t>
-            </w:r>
-          </w:p>
-        </w:tc>
-        <w:tc>
-          <w:tcPr>
-            <w:tcW w:w="2160" w:type="dxa"/>
-          </w:tcPr>
-          <w:p>
-            <w:pPr>
-              <w:cnfStyle w:val="000000100000" w:firstRow="0" w:lastRow="0" w:firstColumn="0" w:lastColumn="0" w:oddVBand="0" w:evenVBand="0" w:oddHBand="1" w:evenHBand="0" w:firstRowFirstColumn="0" w:firstRowLastColumn="0" w:lastRowFirstColumn="0" w:lastRowLastColumn="0"/>
-            </w:pPr>
-            <w:r>
-              <w:t>post-deploy-to-dev</w:t>
-            </w:r>
-          </w:p>
-        </w:tc>
-        <w:tc>
-          <w:tcPr>
-            <w:tcW w:w="2160" w:type="dxa"/>
-          </w:tcPr>
-          <w:p>
-            <w:pPr>
-              <w:cnfStyle w:val="000000100000" w:firstRow="0" w:lastRow="0" w:firstColumn="0" w:lastColumn="0" w:oddVBand="0" w:evenVBand="0" w:oddHBand="1" w:evenHBand="0" w:firstRowFirstColumn="0" w:firstRowLastColumn="0" w:lastRowFirstColumn="0" w:lastRowLastColumn="0"/>
-            </w:pPr>
-            <w:r>
-              <w:t>5 min</w:t>
-            </w:r>
-          </w:p>
-        </w:tc>
-        <w:tc>
-          <w:tcPr>
-            <w:tcW w:w="2160" w:type="dxa"/>
-          </w:tcPr>
-          <w:p>
-            <w:pPr>
-              <w:cnfStyle w:val="000000100000" w:firstRow="0" w:lastRow="0" w:firstColumn="0" w:lastColumn="0" w:oddVBand="0" w:evenVBand="0" w:oddHBand="1" w:evenHBand="0" w:firstRowFirstColumn="0" w:firstRowLastColumn="0" w:lastRowFirstColumn="0" w:lastRowLastColumn="0"/>
-            </w:pPr>
-            <w:r>
-              <w:t>Alert only</w:t>
-            </w:r>
-          </w:p>
-        </w:tc>
-      </w:tr>
-      <w:tr>
-        <w:trPr>
-          <w:cnfStyle w:val="000000010000" w:firstRow="0" w:lastRow="0" w:firstColumn="0" w:lastColumn="0" w:oddVBand="0" w:evenVBand="0" w:oddHBand="0" w:evenHBand="1" w:firstRowFirstColumn="0" w:firstRowLastColumn="0" w:lastRowFirstColumn="0" w:lastRowLastColumn="0"/>
-        </w:trPr>
-        <w:tc>
-          <w:tcPr>
-            <w:cnfStyle w:val="001000000000" w:firstRow="0" w:lastRow="0" w:firstColumn="1" w:lastColumn="0" w:oddVBand="0" w:evenVBand="0" w:oddHBand="0" w:evenHBand="0" w:firstRowFirstColumn="0" w:firstRowLastColumn="0" w:lastRowFirstColumn="0" w:lastRowLastColumn="0"/>
-            <w:tcW w:w="2160" w:type="dxa"/>
-          </w:tcPr>
-          <w:p>
-            <w:r>
-              <w:t>Failure injection (§9.5)</w:t>
-            </w:r>
-          </w:p>
-        </w:tc>
-        <w:tc>
-          <w:tcPr>
-            <w:tcW w:w="2160" w:type="dxa"/>
-          </w:tcPr>
-          <w:p>
-            <w:pPr>
-              <w:cnfStyle w:val="000000010000" w:firstRow="0" w:lastRow="0" w:firstColumn="0" w:lastColumn="0" w:oddVBand="0" w:evenVBand="0" w:oddHBand="0" w:evenHBand="1" w:firstRowFirstColumn="0" w:firstRowLastColumn="0" w:lastRowFirstColumn="0" w:lastRowLastColumn="0"/>
-            </w:pPr>
-            <w:r>
-              <w:t>scheduled weekly</w:t>
-            </w:r>
-          </w:p>
-        </w:tc>
-        <w:tc>
-          <w:tcPr>
-            <w:tcW w:w="2160" w:type="dxa"/>
-          </w:tcPr>
-          <w:p>
-            <w:pPr>
-              <w:cnfStyle w:val="000000010000" w:firstRow="0" w:lastRow="0" w:firstColumn="0" w:lastColumn="0" w:oddVBand="0" w:evenVBand="0" w:oddHBand="0" w:evenHBand="1" w:firstRowFirstColumn="0" w:firstRowLastColumn="0" w:lastRowFirstColumn="0" w:lastRowLastColumn="0"/>
-            </w:pPr>
-            <w:r>
-              <w:t>60 min</w:t>
-            </w:r>
-          </w:p>
-        </w:tc>
-        <w:tc>
-          <w:tcPr>
-            <w:tcW w:w="2160" w:type="dxa"/>
-          </w:tcPr>
-          <w:p>
-            <w:pPr>
-              <w:cnfStyle w:val="000000010000" w:firstRow="0" w:lastRow="0" w:firstColumn="0" w:lastColumn="0" w:oddVBand="0" w:evenVBand="0" w:oddHBand="0" w:evenHBand="1" w:firstRowFirstColumn="0" w:firstRowLastColumn="0" w:lastRowFirstColumn="0" w:lastRowLastColumn="0"/>
-            </w:pPr>
-            <w:r>
-              <w:t>Alert only, page on critical failures</w:t>
-            </w:r>
-          </w:p>
-        </w:tc>
-      </w:tr>
-      <w:tr>
-        <w:trPr>
-          <w:cnfStyle w:val="000000100000" w:firstRow="0" w:lastRow="0" w:firstColumn="0" w:lastColumn="0" w:oddVBand="0" w:evenVBand="0" w:oddHBand="1" w:evenHBand="0" w:firstRowFirstColumn="0" w:firstRowLastColumn="0" w:lastRowFirstColumn="0" w:lastRowLastColumn="0"/>
-        </w:trPr>
-        <w:tc>
-          <w:tcPr>
-            <w:cnfStyle w:val="001000000000" w:firstRow="0" w:lastRow="0" w:firstColumn="1" w:lastColumn="0" w:oddVBand="0" w:evenVBand="0" w:oddHBand="0" w:evenHBand="0" w:firstRowFirstColumn="0" w:firstRowLastColumn="0" w:lastRowFirstColumn="0" w:lastRowLastColumn="0"/>
-            <w:tcW w:w="2160" w:type="dxa"/>
-          </w:tcPr>
-          <w:p>
-            <w:r>
-              <w:t>Performance envelope (§9.7)</w:t>
-            </w:r>
-          </w:p>
-        </w:tc>
-        <w:tc>
-          <w:tcPr>
-            <w:tcW w:w="2160" w:type="dxa"/>
-          </w:tcPr>
-          <w:p>
-            <w:pPr>
-              <w:cnfStyle w:val="000000100000" w:firstRow="0" w:lastRow="0" w:firstColumn="0" w:lastColumn="0" w:oddVBand="0" w:evenVBand="0" w:oddHBand="1" w:evenHBand="0" w:firstRowFirstColumn="0" w:firstRowLastColumn="0" w:lastRowFirstColumn="0" w:lastRowLastColumn="0"/>
-            </w:pPr>
-            <w:r>
-              <w:t>post-deploy-to-dev</w:t>
-            </w:r>
-          </w:p>
-        </w:tc>
-        <w:tc>
-          <w:tcPr>
-            <w:tcW w:w="2160" w:type="dxa"/>
-          </w:tcPr>
-          <w:p>
-            <w:pPr>
-              <w:cnfStyle w:val="000000100000" w:firstRow="0" w:lastRow="0" w:firstColumn="0" w:lastColumn="0" w:oddVBand="0" w:evenVBand="0" w:oddHBand="1" w:evenHBand="0" w:firstRowFirstColumn="0" w:firstRowLastColumn="0" w:lastRowFirstColumn="0" w:lastRowLastColumn="0"/>
-            </w:pPr>
-            <w:r>
-              <w:t>60 min</w:t>
-            </w:r>
-          </w:p>
-        </w:tc>
-        <w:tc>
-          <w:tcPr>
-            <w:tcW w:w="2160" w:type="dxa"/>
-          </w:tcPr>
-          <w:p>
-            <w:pPr>
-              <w:cnfStyle w:val="000000100000" w:firstRow="0" w:lastRow="0" w:firstColumn="0" w:lastColumn="0" w:oddVBand="0" w:evenVBand="0" w:oddHBand="1" w:evenHBand="0" w:firstRowFirstColumn="0" w:firstRowLastColumn="0" w:lastRowFirstColumn="0" w:lastRowLastColumn="0"/>
-            </w:pPr>
-            <w:r>
-              <w:t>Alert on regression &gt; threshold</w:t>
-            </w:r>
-          </w:p>
-        </w:tc>
-      </w:tr>
-    </w:tbl>
-    <w:p/>
-    <w:p>
-      <w:r>
-        <w:t xml:space="preserve">Flaky-test policy: none. A failing test is either </w:t>
-      </w:r>
-      <w:proofErr w:type="gramStart"/>
-      <w:r>
-        <w:t>fixed</w:t>
-      </w:r>
-      <w:proofErr w:type="gramEnd"/>
-      <w:r>
-        <w:t xml:space="preserve"> or the assertion is removed with operator approval; there is no automated retry.</w:t>
-      </w:r>
-    </w:p>
-    <w:p>
       <w:r>
         <w:lastRenderedPageBreak/>
         <w:br w:type="page"/>
@@ -20488,7 +19315,7 @@
     </w:p>
     <w:p>
       <w:r>
-        <w:t>LLMs are used across ChatHealthy's pipelines only where they reduce the brittleness of rule-based judgment. The uses specific to each pipeline are enumerated in that pipeline's own Use-of-LLMs section (§II.8 for Provider, §III.7 for Medicare); this section documents the shared machinery every pipeline reaches them through. No pipeline uses a dual-LLM recall-then-precision strategy — that pattern lives in the runtime application, not here. Every pipeline LLM call is a single-shot structured call or an embedding.</w:t>
+        <w:t>LLMs are used across ChatHealthy's pipelines only where they reduce the brittleness of rule-based judgment. The uses specific to each pipeline are enumerated in that pipeline's own Use-of-LLMs section (§II.8 for Provider, §III.17 for Medicare); this section documents the shared machinery every pipeline reaches them through. No pipeline uses a dual-LLM recall-then-precision strategy — that pattern lives in the runtime application, not here. Every pipeline LLM call is a single-shot structured call or an embedding.</w:t>
       </w:r>
     </w:p>
     <w:p>
@@ -31838,16 +30665,10 @@
     </w:p>
     <w:p>
       <w:r>
-        <w:t xml:space="preserve">This chapter and the three that follow (§II.4 </w:t>
-      </w:r>
-      <w:proofErr w:type="spellStart"/>
-      <w:r>
-        <w:t>CountyAndGeoFunnel</w:t>
-      </w:r>
-      <w:proofErr w:type="spellEnd"/>
-      <w:r>
-        <w:t>, §II.5 Other Identifier Management, §II.6 NUCC Vocabulary and the Proprietary Specialty-Classification Supplement) are the HOW-level design for the pipeline's most complex enrichments — the passes that turn a raw NPPES/NUCC row into the served provider and specialty records. §1 (Executive Summary) and §2 (Vision) frame the end-to-end conveyor; §II.1 (Sequence of Operations) lists every step in fire order. These chapters go beneath that: for each enrichment they name the mechanism, the collections touched, the failure exits, and — where the schema or a requirement has drifted from the code — they state the drift and let the code win.</w:t>
-      </w:r>
+        <w:t>This chapter and the three that follow (§II.4 CountyAndGeoFunnel, §II.5 Other Identifier Management, §II.6 NUCC Vocabulary and the Proprietary Specialty-Classification Supplement) are the HOW-level design for the pipeline's most complex enrichments — the passes that turn a raw NPPES/NUCC row into the served provider and specialty records. the Executive Summary and the Vision frame the end-to-end conveyor; §II.1 (Sequence of Operations) lists every step in fire order. These chapters go beneath that: for each enrichment they name the mechanism, the collections touched, the failure exits, and — where the schema or a requirement has drifted from the code — they state the drift and let the code win.</w:t>
+      </w:r>
+      <w:proofErr w:type="spellStart"/>
+      <w:proofErr w:type="spellEnd"/>
     </w:p>
     <w:p>
       <w:r>
@@ -36954,7 +35775,7 @@
           </w:tcPr>
           <w:p>
             <w:r>
-              <w:t>The record grain (III.3), and the scale every pass over the built collection must survive (III.11, III.13).</w:t>
+              <w:t>The record grain (III.3), and the scale every pass over the built collection must survive (III.11).</w:t>
             </w:r>
           </w:p>
         </w:tc>
@@ -36986,7 +35807,7 @@
           </w:tcPr>
           <w:p>
             <w:r>
-              <w:t>The fold is real but shallow, so a uniform audit draw would spend almost its whole budget where the fold does nothing: the audit stratifies on contributing-row depth (III.13).</w:t>
+              <w:t>The fold is real but shallow: all but a small minority of records rest on a single source row, and the rest accumulate several brand names of one molecule for one prescriber, which is what the mergeable write must add up (III.8).</w:t>
             </w:r>
           </w:p>
         </w:tc>
@@ -37119,38 +35940,6 @@
           </w:p>
         </w:tc>
       </w:tr>
-      <w:tr>
-        <w:tc>
-          <w:tcPr>
-            <w:tcW w:type="dxa" w:w="2880"/>
-          </w:tcPr>
-          <w:p>
-            <w:r>
-              <w:t>7</w:t>
-            </w:r>
-          </w:p>
-        </w:tc>
-        <w:tc>
-          <w:tcPr>
-            <w:tcW w:type="dxa" w:w="2880"/>
-          </w:tcPr>
-          <w:p>
-            <w:r>
-              <w:t>The built FDA collection holds 20,142 molecule records; 16,390 carry at least one indication, spanning 1,042 distinct ICD-10 level-3 codes across 25 chapters.</w:t>
-            </w:r>
-          </w:p>
-        </w:tc>
-        <w:tc>
-          <w:tcPr>
-            <w:tcW w:type="dxa" w:w="2880"/>
-          </w:tcPr>
-          <w:p>
-            <w:r>
-              <w:t>The audit's clinical axis is the ICD-10 chapter, and 'no indication' is a stratum of its own rather than a gap (III.13).</w:t>
-            </w:r>
-          </w:p>
-        </w:tc>
-      </w:tr>
     </w:tbl>
     <w:p>
       <w:pPr/>
@@ -37210,7 +35999,7 @@
         <w:pStyle w:val="ListBullet"/>
       </w:pPr>
       <w:r>
-        <w:t>Two attributes exist only to carry the work and are not facts about a provider or a molecule: source_state, the fan-out key, and contributed_by, the set of work units whose contributions the record holds. The last task of the run removes both (III.14).</w:t>
+        <w:t>Two attributes exist only to carry the work and are not facts about a provider or a molecule: source_state, the fan-out key, and contributed_by, the set of work units whose contributions the record holds. The last task of the run removes both (III.13).</w:t>
       </w:r>
     </w:p>
     <w:p>
@@ -37236,7 +36025,13 @@
     <w:p>
       <w:pPr/>
       <w:r>
-        <w:t>Each published collection has one normative JSON Schema (draft 2020-12), committed under Website/schemas and published at dev.chathealthy.ai/schemas. The schema is the contract: every field, every type and every required-or-optional standing is stated there and nowhere else, and the audits of III.13 validate published records against it. The sections below name each collection, its key and the shape of what it holds; they do not restate the schema.</w:t>
+        <w:t>Each published collection has one normative JSON Schema (draft 2020-12), committed under Website/schemas and published at dev.chathealthy.ai/schemas. The schema is the contract: every field, every type and every required-or-optional standing is stated there and nowhere else. The sections below name each collection, its key and the shape of what it holds; they do not restate the schema.</w:t>
+      </w:r>
+    </w:p>
+    <w:p>
+      <w:pPr/>
+      <w:r>
+        <w:t>Each published collection carries its contract as its MongoDB validator, installed by the step that creates the collection, with validationAction error and validationLevel strict. Every write is unordered, so a document the validator refuses leaves its conforming batch-mates written. Each refused document is recorded as one schema_violation finding carrying its record key, and is not published.</w:t>
       </w:r>
     </w:p>
     <w:p>
@@ -37262,7 +36057,7 @@
     <w:p>
       <w:pPr/>
       <w:r>
-        <w:t>The contract also declares an rxcui array on the record. No step writes it; molecule identity is carried inside the fda block, where the enrichment puts it. The field is optional, so its absence is conformant.</w:t>
+        <w:t>The contract declares rxcui_in, the RxNorm ingredient RXCUI the record's molecule resolves to, and unii, that ingredient's FDA Unique Ingredient Identifier. Both are written by the identity ladder: the CMS Brnd_Name to an RXNCONSO TTY=BN row and RXNREL to its TTY=IN ingredient, falling back to the Gnrc_Name against TTY=IN. A molecule that resolves to neither carries no identity field and is recorded as a drug_without_rxnorm_molecule finding.</w:t>
       </w:r>
     </w:p>
     <w:p>
@@ -37462,7 +36257,7 @@
           </w:tcPr>
           <w:p>
             <w:r>
-              <w:t>The base build (III.10); the specialty rollup (III.12); the audit's recomputation (III.13).</w:t>
+              <w:t>The base build (III.10); the specialty rollup (III.12).</w:t>
             </w:r>
           </w:p>
         </w:tc>
@@ -37602,7 +36397,7 @@
     <w:p>
       <w:pPr/>
       <w:r>
-        <w:t>The ICD-10-CM catalog the crosswalk prompt carries is not the staged icd10_cm source: it is a fixed spreadsheet shipped with the pipeline, so the prompt's cached prefix is byte-identical to the one the crosswalk was benchmarked against (III.18).</w:t>
+        <w:t>The ICD-10-CM catalog the crosswalk prompt carries is not the staged icd10_cm source: it is a fixed spreadsheet shipped with the pipeline, so the prompt's cached prefix is byte-identical to the one the crosswalk was benchmarked against (III.17).</w:t>
       </w:r>
     </w:p>
     <w:p>
@@ -37622,7 +36417,7 @@
     <w:p>
       <w:pPr/>
       <w:r>
-        <w:t>The orchestrator declares the pipeline name 'medicare' and the task list below. The generic lifecycle around it — admission, provisioning, the work-item fan-out and claim, progress recording, the one discrepancy report per run, release at run end and recovery of a run that died — is Part I and is consumed unchanged. Each task's wall-clock ceiling, each fan-out dimension and each worker cap are read from the durable configuration; an absent or malformed value ends the run (III.16).</w:t>
+        <w:t>The orchestrator declares the pipeline name 'medicare' and the task list below. The generic lifecycle around it — admission, provisioning, the work-item fan-out and claim, progress recording, the one discrepancy report per run, release at run end and recovery of a run that died — is Part I and is consumed unchanged. Each task's wall-clock ceiling, each fan-out dimension and each worker cap are read from the durable configuration; an absent or malformed value ends the run (III.15).</w:t>
       </w:r>
     </w:p>
     <w:tbl>
@@ -37704,7 +36499,7 @@
           </w:tcPr>
           <w:p>
             <w:r>
-              <w:t>Generic (Part I). Runs on every run whatever the start point (III.15).</w:t>
+              <w:t>Generic (Part I). Runs on every run whatever the start point (III.14).</w:t>
             </w:r>
           </w:p>
         </w:tc>
@@ -38068,7 +36863,7 @@
           </w:tcPr>
           <w:p>
             <w:r>
-              <w:t>medicare_contract_conformance</w:t>
+              <w:t>drop_transient_attributes</w:t>
             </w:r>
           </w:p>
         </w:tc>
@@ -38078,7 +36873,7 @@
           </w:tcPr>
           <w:p>
             <w:r>
-              <w:t>serial</w:t>
+              <w:t>one per source state</w:t>
             </w:r>
           </w:p>
         </w:tc>
@@ -38088,7 +36883,7 @@
           </w:tcPr>
           <w:p>
             <w:r>
-              <w:t>The audits, one per published collection (III.13).</w:t>
+              <w:t>Removes source_state and contributed_by. Runs last (III.13).</w:t>
             </w:r>
           </w:p>
         </w:tc>
@@ -38100,7 +36895,7 @@
           </w:tcPr>
           <w:p>
             <w:r>
-              <w:t>drop_transient_attributes</w:t>
+              <w:t>quiesce_infrastructure</w:t>
             </w:r>
           </w:p>
         </w:tc>
@@ -38110,7 +36905,7 @@
           </w:tcPr>
           <w:p>
             <w:r>
-              <w:t>one per source state</w:t>
+              <w:t>serial; finally-block</w:t>
             </w:r>
           </w:p>
         </w:tc>
@@ -38120,38 +36915,6 @@
           </w:tcPr>
           <w:p>
             <w:r>
-              <w:t>Removes source_state and contributed_by. Runs last (III.14).</w:t>
-            </w:r>
-          </w:p>
-        </w:tc>
-      </w:tr>
-      <w:tr>
-        <w:tc>
-          <w:tcPr>
-            <w:tcW w:type="dxa" w:w="2880"/>
-          </w:tcPr>
-          <w:p>
-            <w:r>
-              <w:t>quiesce_infrastructure</w:t>
-            </w:r>
-          </w:p>
-        </w:tc>
-        <w:tc>
-          <w:tcPr>
-            <w:tcW w:type="dxa" w:w="2880"/>
-          </w:tcPr>
-          <w:p>
-            <w:r>
-              <w:t>serial; finally-block</w:t>
-            </w:r>
-          </w:p>
-        </w:tc>
-        <w:tc>
-          <w:tcPr>
-            <w:tcW w:type="dxa" w:w="2880"/>
-          </w:tcPr>
-          <w:p>
-            <w:r>
               <w:t>Generic (Part I). Runs on every exit path, success or abnormal end.</w:t>
             </w:r>
           </w:p>
@@ -38164,7 +36927,7 @@
     <w:p>
       <w:pPr/>
       <w:r>
-        <w:t>Ordering. The FDA leg and the base build are independent until enrichment, which requires both: the base build waits only on the clear, and the clear waits only on staging, while the FDA leg runs its own three tasks off the staged labels. Enrichment requires the base build and the FDA finalize; the specialty rollup follows enrichment; the audits follow enrichment and the rollup; the drop follows the audits.</w:t>
+        <w:t>Ordering. The FDA leg and the base build are independent until enrichment, which requires both: the base build waits only on the clear, and the clear waits only on staging, while the FDA leg runs its own three tasks off the staged labels. Enrichment requires the base build and the FDA finalize; the specialty rollup follows enrichment; the drop follows the rollup.</w:t>
       </w:r>
     </w:p>
     <w:p>
@@ -38246,7 +37009,7 @@
     <w:p>
       <w:pPr/>
       <w:r>
-        <w:t>RESOLVE (one unit per record-number range; the number of ranges comes from configuration). Each unit shapes its labels and resolves them. Shaping takes the molecule from openfda.substance_name; failing that from openfda.generic_name, which is recorded as a finding because it is a weaker source; failing that by recovering the substance names deterministically from the label's active-ingredient text, by stripping the header and cutting each substance at its first digit to drop the dose. Indication text is the indications-and-usage prose. A label still missing a molecule or an indication text is recorded as a finding and skipped. The rest go through the indication-to-ICD-10 crosswalk (III.18) in batches. Each label's result is written to the transient store keyed by its set_id, so a re-driven range overwrites its own results identically. This task publishes nothing.</w:t>
+        <w:t>RESOLVE (one unit per record-number range; the number of ranges comes from configuration). Each unit shapes its labels and resolves them. Shaping takes the molecule from openfda.substance_name; failing that from openfda.generic_name, which is recorded as a finding because it is a weaker source; failing that by recovering the substance names deterministically from the label's active-ingredient text, by stripping the header and cutting each substance at its first digit to drop the dose. Indication text is the indications-and-usage prose. A label still missing a molecule or an indication text is recorded as a finding and skipped. The rest go through the indication-to-ICD-10 crosswalk (III.17) in batches. Each label's result is written to the transient store keyed by its set_id, so a re-driven range overwrites its own results identically. This task publishes nothing.</w:t>
       </w:r>
     </w:p>
     <w:p>
@@ -38264,7 +37027,7 @@
     <w:p>
       <w:pPr/>
       <w:r>
-        <w:t>A label whose molecule name cannot be recovered belongs to no molecule and folds into nothing. Its transient row is stamped as an orphan with the reason, and a finding is recorded; the run continues, and the orphan rows stay queryable for remediation. After the fold the run applies the FDA collection's declared lookup indexes (III.17), so the build never fights index maintenance while it writes.</w:t>
+        <w:t>A label whose molecule name cannot be recovered belongs to no molecule and folds into nothing. Its transient row is stamped as an orphan with the reason, and a finding is recorded; the run continues, and the orphan rows stay queryable for remediation. After the fold the run applies the FDA collection's declared lookup indexes (III.16), so the build never fights index maintenance while it writes.</w:t>
       </w:r>
     </w:p>
     <w:p>
@@ -38380,91 +37143,25 @@
         <w:pStyle w:val="Heading2"/>
       </w:pPr>
       <w:r>
-        <w:t>III.13. The audits</w:t>
+        <w:t>III.13. Dropping the transient attributes</w:t>
       </w:r>
     </w:p>
     <w:p>
       <w:pPr/>
       <w:r>
-        <w:t>Three collections, three methods, chosen by size. The audits run after enrichment and the rollup, and before the transient attributes are dropped.</w:t>
+        <w:t>The last task of the run removes source_state and contributed_by from every record, fanning out on source_state itself so the key is removed by the same unit that reads it, one partition at a time.</w:t>
       </w:r>
     </w:p>
     <w:p>
       <w:pPr/>
       <w:r>
-        <w:t>PROVIDERMEDICARE — A DETERMINISTIC CROSS-SECTION. 26.7 million records cannot each be proved against the source rows that built them, and re-validating the collection against its own schema would show only that the builder agrees with its own output. The audit instead draws a cross-section and proves those records against the CMS rows that built them, which is the stronger claim.</w:t>
+        <w:t>It runs last because source_state is the criterion every task after the base build fans out on, so removing it earlier would take away the dimension the work is divided on.</w:t>
       </w:r>
     </w:p>
     <w:p>
       <w:pPr/>
       <w:r>
-        <w:t>Classification. The audit reads a projection of every record — its key, its contributing-row count and its indications — and places each in a cell on three axes; only the chosen records are then read in full and proved. The axes are all computed from this year's own data so the sample moves with the data rather than with a hardcoded list:</w:t>
-      </w:r>
-    </w:p>
-    <w:p>
-      <w:pPr>
-        <w:pStyle w:val="ListBullet"/>
-      </w:pPr>
-      <w:r>
-        <w:t>Clinical — the ICD-10 chapter of the molecule's indications, taken as the leading letter of its lowest-sorting level-3 code. A molecule carrying no indication forms a stratum of its own: 3,752 of the 20,142 molecules carry none, and 1,042 distinct level-3 codes spread across 25 chapters, so the chapter is the clinical axis that fits a sample (III.2 fact 7).</w:t>
-      </w:r>
-    </w:p>
-    <w:p>
-      <w:pPr>
-        <w:pStyle w:val="ListBullet"/>
-      </w:pPr>
-      <w:r>
-        <w:t>Volume — the molecule's prescriber count, ranked into equal-population bands, so a statin and an orphan oncology drug both appear.</w:t>
-      </w:r>
-    </w:p>
-    <w:p>
-      <w:pPr>
-        <w:pStyle w:val="ListBullet"/>
-      </w:pPr>
-      <w:r>
-        <w:t>Fold depth — how many source rows built the record: 1, 2 to 5, or 6 and above. A uniform draw would spend almost its whole budget on the 95.66% where the fold does nothing (III.2 fact 2).</w:t>
-      </w:r>
-    </w:p>
-    <w:p>
-      <w:pPr/>
-      <w:r>
-        <w:t>Selection. One record is taken from each non-empty cell: the one with the lowest sha256(npi|molecule_id). There is no random number generator and no stored seed, so the same data yields the same sample on any machine and an auditor can reproduce the selection and check the same records. A hash rather than alphabetical order, so the choice is not biased toward molecules whose names begin with A.</w:t>
-      </w:r>
-    </w:p>
-    <w:p>
-      <w:pPr/>
-      <w:r>
-        <w:t>The cap. When the configured cap is smaller than the number of non-empty cells, cells fill in a fixed priority order — deepest fold first, then the rarest volume band, then chapter spread — so the thin, risky cells are never the ones dropped.</w:t>
-      </w:r>
-    </w:p>
-    <w:p>
-      <w:pPr/>
-      <w:r>
-        <w:t>Verdict. Each sampled record is recomputed by applying the builder's own fold to the CMS rows for its NPI and molecule, and the recomputation is compared with the published record on claims, day supply, record count, brand names and generic names. Each disagreement is stated as one sentence naming what the rows give and what the record carries, and is recorded as a finding; whether disagreement also ends the run is the mismatch_is_fatal lever. Each sampled record is additionally validated against its contract.</w:t>
-      </w:r>
-    </w:p>
-    <w:p>
-      <w:pPr/>
-      <w:r>
-        <w:t>THE OTHER TWO COLLECTIONS are small enough to audit whole: every record of fdaProductToDiagnosisResolution_v_1 (20,142 records) and every record of specialtyMedicarePartDQuantityRollUps_v_1 (one per NUCC code) is validated against its contract, and up to ten offenders are reported with the first error on each.</w:t>
-      </w:r>
-    </w:p>
-    <w:p>
-      <w:pPr/>
-      <w:r>
-        <w:t>A record that fails its contract ends the run, whichever collection it is in: publishing a non-compliant record is a software defect, not a data finding.</w:t>
-      </w:r>
-    </w:p>
-    <w:p>
-      <w:pPr/>
-      <w:r>
-        <w:t>The sampler's three levers — volume_bands, sampled_record_cap and mismatch_is_fatal — are read from the per-environment durable configuration. There are no defaults: if the configuration declares no audit block for the environment, the task fails.</w:t>
-      </w:r>
-    </w:p>
-    <w:p>
-      <w:pPr/>
-      <w:r>
-        <w:t>An exactly-once arithmetic check — the sum of record counts plus the unkeyable-row bucket against the staged row count, and the sum of folded set_ids against the in-scope label count — is implemented in medicare_conformance_engine.py, but no task calls it. What a run performs is what is described above.</w:t>
+        <w:t>OPEN POINT. ChatHealthyProviderMedicareSchema.json lists source_state and contributed_by among its required fields. A record therefore satisfies its contract while the build still needs those attributes, and no longer satisfies the contract's required list once they are removed. The contract and the task disagree about whether a served record carries them; which of the two changes is the operator's to settle.</w:t>
       </w:r>
     </w:p>
     <w:p>
@@ -38472,33 +37169,7 @@
         <w:pStyle w:val="Heading2"/>
       </w:pPr>
       <w:r>
-        <w:t>III.14. Dropping the transient attributes</w:t>
-      </w:r>
-    </w:p>
-    <w:p>
-      <w:pPr/>
-      <w:r>
-        <w:t>The last task of the run removes source_state and contributed_by from every record, fanning out on source_state itself so the key is removed by the same unit that reads it, one partition at a time.</w:t>
-      </w:r>
-    </w:p>
-    <w:p>
-      <w:pPr/>
-      <w:r>
-        <w:t>It runs last for two reasons. source_state is the criterion every task after the base build fans out on, so removing it earlier would take away the dimension the work is divided on. And the audit validates sampled records while they still carry both attributes.</w:t>
-      </w:r>
-    </w:p>
-    <w:p>
-      <w:pPr/>
-      <w:r>
-        <w:t>OPEN POINT. ChatHealthyProviderMedicareSchema.json lists source_state and contributed_by among its required fields. A record therefore satisfies its contract while the build still needs those attributes, and no longer satisfies the contract's required list once they are removed. The contract and the task disagree about whether a served record carries them; which of the two changes is the operator's to settle.</w:t>
-      </w:r>
-    </w:p>
-    <w:p>
-      <w:pPr>
-        <w:pStyle w:val="Heading2"/>
-      </w:pPr>
-      <w:r>
-        <w:t>III.15. Starting at a step, and the data gate</w:t>
+        <w:t>III.14. Starting at a step, and the data gate</w:t>
       </w:r>
     </w:p>
     <w:p>
@@ -38712,7 +37383,7 @@
           </w:tcPr>
           <w:p>
             <w:r>
-              <w:t>medicare_contract_conformance</w:t>
+              <w:t>drop_transient_attributes</w:t>
             </w:r>
           </w:p>
         </w:tc>
@@ -38722,28 +37393,6 @@
           </w:tcPr>
           <w:p>
             <w:r>
-              <w:t>the built ProviderMedicare, SpecialtyMedicare and FDA collections</w:t>
-            </w:r>
-          </w:p>
-        </w:tc>
-      </w:tr>
-      <w:tr>
-        <w:tc>
-          <w:tcPr>
-            <w:tcW w:type="dxa" w:w="4320"/>
-          </w:tcPr>
-          <w:p>
-            <w:r>
-              <w:t>drop_transient_attributes</w:t>
-            </w:r>
-          </w:p>
-        </w:tc>
-        <w:tc>
-          <w:tcPr>
-            <w:tcW w:type="dxa" w:w="4320"/>
-          </w:tcPr>
-          <w:p>
-            <w:r>
               <w:t>the built ProviderMedicare collection</w:t>
             </w:r>
           </w:p>
@@ -38764,7 +37413,7 @@
         <w:pStyle w:val="Heading2"/>
       </w:pPr>
       <w:r>
-        <w:t>III.16. Findings, and the conditions that end a run</w:t>
+        <w:t>III.15. Findings, and the conditions that end a run</w:t>
       </w:r>
     </w:p>
     <w:p>
@@ -38784,7 +37433,7 @@
         <w:pStyle w:val="ListBullet"/>
       </w:pPr>
       <w:r>
-        <w:t>A published record that fails its contract at audit — a software defect, not a data finding (III.13).</w:t>
+        <w:t>Findings crossing the configured ceiling.</w:t>
       </w:r>
     </w:p>
     <w:p>
@@ -38792,7 +37441,7 @@
         <w:pStyle w:val="ListBullet"/>
       </w:pPr>
       <w:r>
-        <w:t>An audited record that disagrees with the CMS rows it was built from, when mismatch_is_fatal is set (III.13).</w:t>
+        <w:t>A required configuration value absent or malformed. There are no defaults anywhere: a default is drift that no one declared.</w:t>
       </w:r>
     </w:p>
     <w:p>
@@ -38800,7 +37449,7 @@
         <w:pStyle w:val="ListBullet"/>
       </w:pPr>
       <w:r>
-        <w:t>Findings crossing the configured ceiling.</w:t>
+        <w:t>A declared source missing or unfetchable; a staged RxNorm vocabulary with no ingredient rows while building; no in-scope FDA label.</w:t>
       </w:r>
     </w:p>
     <w:p>
@@ -38808,7 +37457,7 @@
         <w:pStyle w:val="ListBullet"/>
       </w:pPr>
       <w:r>
-        <w:t>A required configuration value absent or malformed. There are no defaults anywhere: a default is drift that no one declared.</w:t>
+        <w:t>A task whose data dependencies are unmet, or a start point naming no task (III.14).</w:t>
       </w:r>
     </w:p>
     <w:p>
@@ -38816,7 +37465,7 @@
         <w:pStyle w:val="ListBullet"/>
       </w:pPr>
       <w:r>
-        <w:t>A declared source missing or unfetchable; a staged RxNorm vocabulary with no ingredient rows while building; no in-scope FDA label.</w:t>
+        <w:t>A task exceeding its configured wall-clock ceiling.</w:t>
       </w:r>
     </w:p>
     <w:p>
@@ -38824,7 +37473,7 @@
         <w:pStyle w:val="ListBullet"/>
       </w:pPr>
       <w:r>
-        <w:t>A task whose data dependencies are unmet, or a start point naming no task (III.15).</w:t>
+        <w:t>The providerCollection argument absent, malformed, or naming a collection that does not exist. It is checked at the very start of the run, so a mangled name stops the run before the work rather than after it.</w:t>
       </w:r>
     </w:p>
     <w:p>
@@ -38832,7 +37481,13 @@
         <w:pStyle w:val="ListBullet"/>
       </w:pPr>
       <w:r>
-        <w:t>A task exceeding its configured wall-clock ceiling.</w:t>
+        <w:t>The run unable to record its own progress.</w:t>
+      </w:r>
+    </w:p>
+    <w:p>
+      <w:pPr/>
+      <w:r>
+        <w:t>What does NOT end a run:</w:t>
       </w:r>
     </w:p>
     <w:p>
@@ -38840,7 +37495,7 @@
         <w:pStyle w:val="ListBullet"/>
       </w:pPr>
       <w:r>
-        <w:t>The providerCollection argument absent, malformed, or naming a collection that does not exist. It is checked at the very start of the run, so a mangled name stops the run before the work rather than after it.</w:t>
+        <w:t>A label that cannot be folded into any molecule — orphan-stamped in the transient, and a finding.</w:t>
       </w:r>
     </w:p>
     <w:p>
@@ -38848,13 +37503,43 @@
         <w:pStyle w:val="ListBullet"/>
       </w:pPr>
       <w:r>
-        <w:t>The run unable to record its own progress.</w:t>
+        <w:t>An NPI in no Provider record, or a molecule with no FDA record.</w:t>
+      </w:r>
+    </w:p>
+    <w:p>
+      <w:pPr>
+        <w:pStyle w:val="ListBullet"/>
+      </w:pPr>
+      <w:r>
+        <w:t>A source row with no NPI or no mintable molecule — counted and skipped, and the count reported.</w:t>
+      </w:r>
+    </w:p>
+    <w:p>
+      <w:pPr>
+        <w:pStyle w:val="ListBullet"/>
+      </w:pPr>
+      <w:r>
+        <w:t>A crosswalk batch the model could not answer — its labels are skipped and one finding records the coverage lost, rather than the whole partition failing.</w:t>
       </w:r>
     </w:p>
     <w:p>
       <w:pPr/>
       <w:r>
-        <w:t>What does NOT end a run:</w:t>
+        <w:t>Model throttling is backpressure, never a failure. A rate-limited call waits and retries for as long as the task's ceiling allows, and the batch is never dropped. Other transient failures retry to the configured bound; a deterministic failure raises at once.</w:t>
+      </w:r>
+    </w:p>
+    <w:p>
+      <w:pPr>
+        <w:pStyle w:val="Heading2"/>
+      </w:pPr>
+      <w:r>
+        <w:t>III.16. Access paths and indexes</w:t>
+      </w:r>
+    </w:p>
+    <w:p>
+      <w:pPr/>
+      <w:r>
+        <w:t>Each published collection is keyed on its _id — the {npi, molecule_id} pair, the molecule, the NUCC code — which is indexed by construction. Every lookup and every upsert the run performs against a published collection is therefore a point lookup on the key, and needs nothing added. The access paths that are not the key:</w:t>
       </w:r>
     </w:p>
     <w:p>
@@ -38862,7 +37547,7 @@
         <w:pStyle w:val="ListBullet"/>
       </w:pPr>
       <w:r>
-        <w:t>A label that cannot be folded into any molecule — orphan-stamped in the transient, and a finding.</w:t>
+        <w:t>fdaProductToDiagnosisResolution_v_1 — brand_exact_keys, brand_keys and generic_keys, each a multikey index over an array, serving a consumer that holds a drug name rather than a molecule. The run applies them at the end of the FDA finalize, after the fold (III.9).</w:t>
       </w:r>
     </w:p>
     <w:p>
@@ -38870,7 +37555,7 @@
         <w:pStyle w:val="ListBullet"/>
       </w:pPr>
       <w:r>
-        <w:t>An NPI in no Provider record, or a molecule with no FDA record.</w:t>
+        <w:t>The staged openFDA labels — the record number, indexed by the indexing task itself before it stamps, because the resolution fan-out reads ranges of it (III.9).</w:t>
       </w:r>
     </w:p>
     <w:p>
@@ -38878,7 +37563,7 @@
         <w:pStyle w:val="ListBullet"/>
       </w:pPr>
       <w:r>
-        <w:t>A source row with no NPI or no mintable molecule — counted and skipped, and the count reported.</w:t>
+        <w:t>The staged Part D rows — read by Prscrbr_State_Abrvtn by the base build, which is the collection's whole filtered query surface; the rollup reads it unfiltered and streams.</w:t>
       </w:r>
     </w:p>
     <w:p>
@@ -38886,13 +37571,53 @@
         <w:pStyle w:val="ListBullet"/>
       </w:pPr>
       <w:r>
-        <w:t>A crosswalk batch the model could not answer — its labels are skipped and one finding records the coverage lost, rather than the whole partition failing.</w:t>
+        <w:t>The built ProviderMedicare collection — read by source_state by the enrichment and the drop, each of which sweeps its whole partition.</w:t>
+      </w:r>
+    </w:p>
+    <w:p>
+      <w:pPr>
+        <w:pStyle w:val="ListBullet"/>
+      </w:pPr>
+      <w:r>
+        <w:t>The Provider spine — read by npi by the enrichment, and counted by taxonomies.code by the specialty rollup, once per NUCC code.</w:t>
+      </w:r>
+    </w:p>
+    <w:p>
+      <w:pPr>
+        <w:pStyle w:val="Heading2"/>
+      </w:pPr>
+      <w:r>
+        <w:t>III.17. Use of LLMs</w:t>
       </w:r>
     </w:p>
     <w:p>
       <w:pPr/>
       <w:r>
-        <w:t>Model throttling is backpressure, never a failure. A rate-limited call waits and retries for as long as the task's ceiling allows, and the batch is never dropped. Other transient failures retry to the configured bound; a deterministic failure raises at once.</w:t>
+        <w:t>One model call in the whole pipeline: the indication-to-ICD-10-CM crosswalk, inside the per-label FDA resolution. It is a pydantic-ai agent with a typed pydantic input (a batch of labels, each carrying its set_id, molecule and indication text) and a typed pydantic output (one result per input record, each indication carrying its ICD-10 codes with a level, a confidence and a description). The model is named in configuration, never pinned in source; the construction mechanics for each vendor's API live in the tool, keyed by that name.</w:t>
+      </w:r>
+    </w:p>
+    <w:p>
+      <w:pPr/>
+      <w:r>
+        <w:t>The crosswalk's system prompt carries the ICD-10-CM three- and four-character catalog as a cached static prefix, read from the spreadsheet shipped with the pipeline so the prompt is byte-identical to the one the crosswalk was benchmarked against. The batch size and the retry bounds are required configuration values supplied to the tool at construction.</w:t>
+      </w:r>
+    </w:p>
+    <w:p>
+      <w:pPr/>
+      <w:r>
+        <w:t>Molecule identity is not resolved by a model: it is the proprietary molecule_id surrogate plus the local RxNorm join at finalize (III.9). No terminology service is called at run time.</w:t>
+      </w:r>
+    </w:p>
+    <w:p>
+      <w:pPr/>
+      <w:r>
+        <w:t>A crosswalk is the model's inference, and every indication it produces is marked as inferred and carries a trust value: on the indication, the weakest code confidence in its union; on the molecule, the max, min, median and average over the folded labels' resolution confidence. Deterministic facts carry no trust value. This realizes EPIC-010-F-002, whose stories stand at approval=proposed.</w:t>
+      </w:r>
+    </w:p>
+    <w:p>
+      <w:pPr/>
+      <w:r>
+        <w:t>Per-batch telemetry — token usage, retries, throttle waits and elapsed time — is written to the coordination store so batch-size economics are answerable by query across runs. The write is best-effort: a telemetry failure logs a warning and never discards a paid model result.</w:t>
       </w:r>
     </w:p>
     <w:p>
@@ -38900,99 +37625,7 @@
         <w:pStyle w:val="Heading2"/>
       </w:pPr>
       <w:r>
-        <w:t>III.17. Access paths and indexes</w:t>
-      </w:r>
-    </w:p>
-    <w:p>
-      <w:pPr/>
-      <w:r>
-        <w:t>Each published collection is keyed on its _id — the {npi, molecule_id} pair, the molecule, the NUCC code — which is indexed by construction. Every lookup and every upsert the run performs against a published collection is therefore a point lookup on the key, and needs nothing added. The access paths that are not the key:</w:t>
-      </w:r>
-    </w:p>
-    <w:p>
-      <w:pPr>
-        <w:pStyle w:val="ListBullet"/>
-      </w:pPr>
-      <w:r>
-        <w:t>fdaProductToDiagnosisResolution_v_1 — brand_exact_keys, brand_keys and generic_keys, each a multikey index over an array, serving a consumer that holds a drug name rather than a molecule. The run applies them at the end of the FDA finalize, after the fold (III.9).</w:t>
-      </w:r>
-    </w:p>
-    <w:p>
-      <w:pPr>
-        <w:pStyle w:val="ListBullet"/>
-      </w:pPr>
-      <w:r>
-        <w:t>The staged openFDA labels — the record number, indexed by the indexing task itself before it stamps, because the resolution fan-out reads ranges of it (III.9).</w:t>
-      </w:r>
-    </w:p>
-    <w:p>
-      <w:pPr>
-        <w:pStyle w:val="ListBullet"/>
-      </w:pPr>
-      <w:r>
-        <w:t>The staged Part D rows — read by Prscrbr_State_Abrvtn by the base build, and by Prscrbr_NPI by the audit's recomputation. These two are the collection's whole query surface; the rollup reads it unfiltered and streams.</w:t>
-      </w:r>
-    </w:p>
-    <w:p>
-      <w:pPr>
-        <w:pStyle w:val="ListBullet"/>
-      </w:pPr>
-      <w:r>
-        <w:t>The built ProviderMedicare collection — read by source_state by the enrichment and the drop, each of which sweeps its whole partition.</w:t>
-      </w:r>
-    </w:p>
-    <w:p>
-      <w:pPr>
-        <w:pStyle w:val="ListBullet"/>
-      </w:pPr>
-      <w:r>
-        <w:t>The Provider spine — read by npi by the enrichment, and counted by taxonomies.code by the specialty rollup, once per NUCC code.</w:t>
-      </w:r>
-    </w:p>
-    <w:p>
-      <w:pPr>
-        <w:pStyle w:val="Heading2"/>
-      </w:pPr>
-      <w:r>
-        <w:t>III.18. Use of LLMs</w:t>
-      </w:r>
-    </w:p>
-    <w:p>
-      <w:pPr/>
-      <w:r>
-        <w:t>One model call in the whole pipeline: the indication-to-ICD-10-CM crosswalk, inside the per-label FDA resolution. It is a pydantic-ai agent with a typed pydantic input (a batch of labels, each carrying its set_id, molecule and indication text) and a typed pydantic output (one result per input record, each indication carrying its ICD-10 codes with a level, a confidence and a description). The model is named in configuration, never pinned in source; the construction mechanics for each vendor's API live in the tool, keyed by that name.</w:t>
-      </w:r>
-    </w:p>
-    <w:p>
-      <w:pPr/>
-      <w:r>
-        <w:t>The crosswalk's system prompt carries the ICD-10-CM three- and four-character catalog as a cached static prefix, read from the spreadsheet shipped with the pipeline so the prompt is byte-identical to the one the crosswalk was benchmarked against. The batch size and the retry bounds are required configuration values supplied to the tool at construction.</w:t>
-      </w:r>
-    </w:p>
-    <w:p>
-      <w:pPr/>
-      <w:r>
-        <w:t>Molecule identity is not resolved by a model: it is the proprietary molecule_id surrogate plus the local RxNorm join at finalize (III.9). No terminology service is called at run time.</w:t>
-      </w:r>
-    </w:p>
-    <w:p>
-      <w:pPr/>
-      <w:r>
-        <w:t>A crosswalk is the model's inference, and every indication it produces is marked as inferred and carries a trust value: on the indication, the weakest code confidence in its union; on the molecule, the max, min, median and average over the folded labels' resolution confidence. Deterministic facts carry no trust value. This realizes EPIC-010-F-002, whose stories stand at approval=proposed.</w:t>
-      </w:r>
-    </w:p>
-    <w:p>
-      <w:pPr/>
-      <w:r>
-        <w:t>Per-batch telemetry — token usage, retries, throttle waits and elapsed time — is written to the coordination store so batch-size economics are answerable by query across runs. The write is best-effort: a telemetry failure logs a warning and never discards a paid model result.</w:t>
-      </w:r>
-    </w:p>
-    <w:p>
-      <w:pPr>
-        <w:pStyle w:val="Heading2"/>
-      </w:pPr>
-      <w:r>
-        <w:t>III.19. Source-file map</w:t>
+        <w:t>III.18. Source-file map</w:t>
       </w:r>
     </w:p>
     <w:p>
@@ -39080,7 +37713,7 @@
           </w:tcPr>
           <w:p>
             <w:r>
-              <w:t>III.7, III.15</w:t>
+              <w:t>III.7, III.14</w:t>
             </w:r>
           </w:p>
         </w:tc>
@@ -39112,7 +37745,7 @@
           </w:tcPr>
           <w:p>
             <w:r>
-              <w:t>III.7, III.16</w:t>
+              <w:t>III.7, III.15</w:t>
             </w:r>
           </w:p>
         </w:tc>
@@ -39144,7 +37777,7 @@
           </w:tcPr>
           <w:p>
             <w:r>
-              <w:t>III.6, III.16</w:t>
+              <w:t>III.6, III.15</w:t>
             </w:r>
           </w:p>
         </w:tc>
@@ -39336,7 +37969,7 @@
           </w:tcPr>
           <w:p>
             <w:r>
-              <w:t>III.9, III.18</w:t>
+              <w:t>III.9, III.17</w:t>
             </w:r>
           </w:p>
         </w:tc>
@@ -39368,7 +38001,7 @@
           </w:tcPr>
           <w:p>
             <w:r>
-              <w:t>III.18</w:t>
+              <w:t>III.17</w:t>
             </w:r>
           </w:p>
         </w:tc>
@@ -39732,7 +38365,7 @@
           </w:tcPr>
           <w:p>
             <w:r>
-              <w:t>steps/medicare_contract_conformance.py</w:t>
+              <w:t>steps/drop_transient_attributes.py</w:t>
             </w:r>
           </w:p>
         </w:tc>
@@ -39742,7 +38375,7 @@
           </w:tcPr>
           <w:p>
             <w:r>
-              <w:t>The audits: the cross-section for ProviderMedicare, whole-collection validation for the other two, and the levers from configuration.</w:t>
+              <w:t>Removes source_state and contributed_by, one partition at a time.</w:t>
             </w:r>
           </w:p>
         </w:tc>
@@ -39764,7 +38397,7 @@
           </w:tcPr>
           <w:p>
             <w:r>
-              <w:t>medicare_audit_engine.py</w:t>
+              <w:t>data/icd10_categories_top3levels.xlsx</w:t>
             </w:r>
           </w:p>
         </w:tc>
@@ -39774,7 +38407,7 @@
           </w:tcPr>
           <w:p>
             <w:r>
-              <w:t>The deterministic sampler and the recomputation: the three axes, the hash selection, the fill priority, and the comparison.</w:t>
+              <w:t>The ICD-10-CM three- and four-character catalog the crosswalk prompt carries as its cached prefix.</w:t>
             </w:r>
           </w:p>
         </w:tc>
@@ -39784,103 +38417,7 @@
           </w:tcPr>
           <w:p>
             <w:r>
-              <w:t>III.13</w:t>
-            </w:r>
-          </w:p>
-        </w:tc>
-      </w:tr>
-      <w:tr>
-        <w:tc>
-          <w:tcPr>
-            <w:tcW w:type="dxa" w:w="2880"/>
-          </w:tcPr>
-          <w:p>
-            <w:r>
-              <w:t>medicare_conformance_engine.py</w:t>
-            </w:r>
-          </w:p>
-        </w:tc>
-        <w:tc>
-          <w:tcPr>
-            <w:tcW w:type="dxa" w:w="2880"/>
-          </w:tcPr>
-          <w:p>
-            <w:r>
-              <w:t>Supplies the JSON Schema validator the audits use.</w:t>
-            </w:r>
-          </w:p>
-        </w:tc>
-        <w:tc>
-          <w:tcPr>
-            <w:tcW w:type="dxa" w:w="2880"/>
-          </w:tcPr>
-          <w:p>
-            <w:r>
-              <w:t>III.13</w:t>
-            </w:r>
-          </w:p>
-        </w:tc>
-      </w:tr>
-      <w:tr>
-        <w:tc>
-          <w:tcPr>
-            <w:tcW w:type="dxa" w:w="2880"/>
-          </w:tcPr>
-          <w:p>
-            <w:r>
-              <w:t>steps/drop_transient_attributes.py</w:t>
-            </w:r>
-          </w:p>
-        </w:tc>
-        <w:tc>
-          <w:tcPr>
-            <w:tcW w:type="dxa" w:w="2880"/>
-          </w:tcPr>
-          <w:p>
-            <w:r>
-              <w:t>Removes source_state and contributed_by, one partition at a time.</w:t>
-            </w:r>
-          </w:p>
-        </w:tc>
-        <w:tc>
-          <w:tcPr>
-            <w:tcW w:type="dxa" w:w="2880"/>
-          </w:tcPr>
-          <w:p>
-            <w:r>
-              <w:t>III.14</w:t>
-            </w:r>
-          </w:p>
-        </w:tc>
-      </w:tr>
-      <w:tr>
-        <w:tc>
-          <w:tcPr>
-            <w:tcW w:type="dxa" w:w="2880"/>
-          </w:tcPr>
-          <w:p>
-            <w:r>
-              <w:t>data/icd10_categories_top3levels.xlsx</w:t>
-            </w:r>
-          </w:p>
-        </w:tc>
-        <w:tc>
-          <w:tcPr>
-            <w:tcW w:type="dxa" w:w="2880"/>
-          </w:tcPr>
-          <w:p>
-            <w:r>
-              <w:t>The ICD-10-CM three- and four-character catalog the crosswalk prompt carries as its cached prefix.</w:t>
-            </w:r>
-          </w:p>
-        </w:tc>
-        <w:tc>
-          <w:tcPr>
-            <w:tcW w:type="dxa" w:w="2880"/>
-          </w:tcPr>
-          <w:p>
-            <w:r>
-              <w:t>III.18</w:t>
+              <w:t>III.17</w:t>
             </w:r>
           </w:p>
         </w:tc>
@@ -39970,7 +38507,7 @@
           </w:tcPr>
           <w:p>
             <w:r>
-              <w:t>§3.1.1, §5.1, §10.2.1</w:t>
+              <w:t>§I.1.1.1, §I.1.1.2, §I.3.1</w:t>
             </w:r>
           </w:p>
         </w:tc>
@@ -40002,7 +38539,7 @@
           </w:tcPr>
           <w:p>
             <w:r>
-              <w:t>§5.2, §5.15, §6.1</w:t>
+              <w:t>§I.3.2</w:t>
             </w:r>
           </w:p>
         </w:tc>
@@ -40034,7 +38571,7 @@
           </w:tcPr>
           <w:p>
             <w:r>
-              <w:t>§4.3, §5.3, §10.2.2</w:t>
+              <w:t>§I.1.1.3, §I.3.3</w:t>
             </w:r>
           </w:p>
         </w:tc>
@@ -40066,7 +38603,7 @@
           </w:tcPr>
           <w:p>
             <w:r>
-              <w:t>§4.3.4, §5.4, §6.2</w:t>
+              <w:t>§I.3.4</w:t>
             </w:r>
           </w:p>
         </w:tc>
@@ -40103,7 +38640,7 @@
           </w:tcPr>
           <w:p>
             <w:r>
-              <w:t>§5.5, §6.3, §7.5</w:t>
+              <w:t>§I.3.5</w:t>
             </w:r>
           </w:p>
         </w:tc>
@@ -40135,7 +38672,7 @@
           </w:tcPr>
           <w:p>
             <w:r>
-              <w:t>§5.6, §10.1</w:t>
+              <w:t>§I.3.6</w:t>
             </w:r>
           </w:p>
         </w:tc>
@@ -40167,7 +38704,7 @@
           </w:tcPr>
           <w:p>
             <w:r>
-              <w:t>§5.7</w:t>
+              <w:t>§I.3.7</w:t>
             </w:r>
           </w:p>
         </w:tc>
@@ -40199,7 +38736,7 @@
           </w:tcPr>
           <w:p>
             <w:r>
-              <w:t>§5.8, §7, §10.2.17</w:t>
+              <w:t>§I.3.8</w:t>
             </w:r>
           </w:p>
         </w:tc>
@@ -40231,7 +38768,7 @@
           </w:tcPr>
           <w:p>
             <w:r>
-              <w:t>§5.9, §10.2.18</w:t>
+              <w:t>§I.3.9</w:t>
             </w:r>
           </w:p>
         </w:tc>
@@ -40267,8 +38804,7 @@
           </w:tcPr>
           <w:p>
             <w:r>
-              <w:lastRenderedPageBreak/>
-              <w:t>§3.1.2, §5.10</w:t>
+              <w:t>§I.1.1.2, §I.3.10</w:t>
             </w:r>
           </w:p>
         </w:tc>
@@ -40305,7 +38841,7 @@
           </w:tcPr>
           <w:p>
             <w:r>
-              <w:t>§5.11</w:t>
+              <w:t>§I.1.1.2a, §I.3.11</w:t>
             </w:r>
           </w:p>
         </w:tc>
@@ -40337,7 +38873,7 @@
           </w:tcPr>
           <w:p>
             <w:r>
-              <w:t>§5.12, §6</w:t>
+              <w:t>§I.3.12, §III.4</w:t>
             </w:r>
           </w:p>
         </w:tc>
@@ -40369,7 +38905,7 @@
           </w:tcPr>
           <w:p>
             <w:r>
-              <w:t>§3.2, §5.13</w:t>
+              <w:t>§I.3.13</w:t>
             </w:r>
           </w:p>
         </w:tc>
@@ -40401,7 +38937,7 @@
           </w:tcPr>
           <w:p>
             <w:r>
-              <w:t>§8, §10.2.19</w:t>
+              <w:t>§I.6, §II.1.2.19</w:t>
             </w:r>
           </w:p>
         </w:tc>
@@ -40433,7 +38969,7 @@
           </w:tcPr>
           <w:p>
             <w:r>
-              <w:t>§10.2.4, §10.2.7, §11.3</w:t>
+              <w:t>§II.1.2.4, §II.1.2.7, §II.2.3</w:t>
             </w:r>
           </w:p>
         </w:tc>
@@ -40470,7 +39006,7 @@
           </w:tcPr>
           <w:p>
             <w:r>
-              <w:t>§10.2.8, §15</w:t>
+              <w:t>§II.1.2.8, §II.6</w:t>
             </w:r>
           </w:p>
         </w:tc>
@@ -40502,7 +39038,7 @@
           </w:tcPr>
           <w:p>
             <w:r>
-              <w:t>§10.2.9, §11.1</w:t>
+              <w:t>§II.1.2.9, §II.2.1</w:t>
             </w:r>
           </w:p>
         </w:tc>
@@ -40534,7 +39070,7 @@
           </w:tcPr>
           <w:p>
             <w:r>
-              <w:t>§10.2.9.1</w:t>
+              <w:t>§II.1.2.9.1</w:t>
             </w:r>
           </w:p>
         </w:tc>
@@ -40566,7 +39102,7 @@
           </w:tcPr>
           <w:p>
             <w:r>
-              <w:t>§10.2.9.1, §14</w:t>
+              <w:t>§II.1.2.9.1, §II.5</w:t>
             </w:r>
           </w:p>
         </w:tc>
@@ -40598,7 +39134,7 @@
           </w:tcPr>
           <w:p>
             <w:r>
-              <w:t>§10.2.9.2, §10.2.9.3, §11.1</w:t>
+              <w:t>§II.1.2.9.2, §II.1.2.9.3, §II.2.1</w:t>
             </w:r>
           </w:p>
         </w:tc>
@@ -40635,7 +39171,7 @@
           </w:tcPr>
           <w:p>
             <w:r>
-              <w:t>§10.2.10</w:t>
+              <w:t>§II.1.2.10</w:t>
             </w:r>
           </w:p>
         </w:tc>
@@ -40667,7 +39203,7 @@
           </w:tcPr>
           <w:p>
             <w:r>
-              <w:t>§14.1, §14.2</w:t>
+              <w:t>§II.5.1, §II.5.2</w:t>
             </w:r>
           </w:p>
         </w:tc>
@@ -40699,7 +39235,7 @@
           </w:tcPr>
           <w:p>
             <w:r>
-              <w:t>§10.2.9.1</w:t>
+              <w:t>§II.1.2.9.1</w:t>
             </w:r>
           </w:p>
         </w:tc>
@@ -40731,7 +39267,7 @@
           </w:tcPr>
           <w:p>
             <w:r>
-              <w:t>§10.2.9.1, §15.3</w:t>
+              <w:t>§II.1.2.9.1, §II.6.3</w:t>
             </w:r>
           </w:p>
         </w:tc>
@@ -40763,7 +39299,7 @@
           </w:tcPr>
           <w:p>
             <w:r>
-              <w:t>§10.2.15</w:t>
+              <w:t>§II.1.2.15</w:t>
             </w:r>
           </w:p>
         </w:tc>
@@ -40800,7 +39336,7 @@
           </w:tcPr>
           <w:p>
             <w:r>
-              <w:t>§10.2.12, §13.1</w:t>
+              <w:t>§II.1.2.12, §II.4.1</w:t>
             </w:r>
           </w:p>
         </w:tc>
@@ -40832,7 +39368,7 @@
           </w:tcPr>
           <w:p>
             <w:r>
-              <w:t>§10.2.13</w:t>
+              <w:t>§II.1.2.13</w:t>
             </w:r>
           </w:p>
         </w:tc>
@@ -40864,7 +39400,7 @@
           </w:tcPr>
           <w:p>
             <w:r>
-              <w:t>§13.2, §13.3</w:t>
+              <w:t>§II.4.2, §II.4.3</w:t>
             </w:r>
           </w:p>
         </w:tc>
@@ -40896,7 +39432,7 @@
           </w:tcPr>
           <w:p>
             <w:r>
-              <w:t>§10.2.14</w:t>
+              <w:t>§II.1.2.14</w:t>
             </w:r>
           </w:p>
         </w:tc>
@@ -40928,7 +39464,7 @@
           </w:tcPr>
           <w:p>
             <w:r>
-              <w:t>§11.2, §15.2</w:t>
+              <w:t>§II.2.2, §II.6.2</w:t>
             </w:r>
           </w:p>
         </w:tc>
@@ -40964,8 +39500,7 @@
           </w:tcPr>
           <w:p>
             <w:r>
-              <w:lastRenderedPageBreak/>
-              <w:t>§4.3.3, §10.2.9</w:t>
+              <w:t>§I.2.3.3, §II.1.2.9</w:t>
             </w:r>
           </w:p>
         </w:tc>
@@ -41002,7 +39537,7 @@
           </w:tcPr>
           <w:p>
             <w:r>
-              <w:t>§10.2.9.4, §11.1</w:t>
+              <w:t>§II.1.2.9.4, §II.2.1</w:t>
             </w:r>
           </w:p>
         </w:tc>
@@ -41034,7 +39569,7 @@
           </w:tcPr>
           <w:p>
             <w:r>
-              <w:t>§16</w:t>
+              <w:t>§II.7</w:t>
             </w:r>
           </w:p>
         </w:tc>
@@ -41066,7 +39601,7 @@
           </w:tcPr>
           <w:p>
             <w:r>
-              <w:t>§10.2.8a, §10.2.18a</w:t>
+              <w:t>§II.1.2.8a, §II.1.2.18a</w:t>
             </w:r>
           </w:p>
         </w:tc>
@@ -41098,7 +39633,7 @@
           </w:tcPr>
           <w:p>
             <w:r>
-              <w:t>§7</w:t>
+              <w:t>§I.5</w:t>
             </w:r>
           </w:p>
         </w:tc>
@@ -41130,7 +39665,7 @@
           </w:tcPr>
           <w:p>
             <w:r>
-              <w:t>§3.2, §5.13</w:t>
+              <w:t>§I.1.2, §I.3.13</w:t>
             </w:r>
           </w:p>
         </w:tc>
@@ -41167,7 +39702,7 @@
           </w:tcPr>
           <w:p>
             <w:r>
-              <w:t>§5.7, §5.13, §10.2.2</w:t>
+              <w:t>§I.3.7, §I.3.13, §II.1.2.2</w:t>
             </w:r>
           </w:p>
         </w:tc>
@@ -41199,7 +39734,7 @@
           </w:tcPr>
           <w:p>
             <w:r>
-              <w:t>§3.1, §5.13, §10.2.1</w:t>
+              <w:t>§I.1.1, §I.3.13, §II.1.2.1</w:t>
             </w:r>
           </w:p>
         </w:tc>
@@ -41231,7 +39766,7 @@
           </w:tcPr>
           <w:p>
             <w:r>
-              <w:t>§10.2.13, §11.1</w:t>
+              <w:t>§II.1.2.13, §II.2.1</w:t>
             </w:r>
           </w:p>
         </w:tc>
@@ -41263,7 +39798,7 @@
           </w:tcPr>
           <w:p>
             <w:r>
-              <w:t>§10.2.8a, §12.1</w:t>
+              <w:t>§II.1.2.8a, §II.3.1</w:t>
             </w:r>
           </w:p>
         </w:tc>
@@ -41295,7 +39830,7 @@
           </w:tcPr>
           <w:p>
             <w:r>
-              <w:t>§5.2, §5.15</w:t>
+              <w:t>§I.3.2, §I.3.15</w:t>
             </w:r>
           </w:p>
         </w:tc>
@@ -41327,7 +39862,7 @@
           </w:tcPr>
           <w:p>
             <w:r>
-              <w:t>§3.2, §4.2</w:t>
+              <w:t>§I.1.2, §I.2.2</w:t>
             </w:r>
           </w:p>
         </w:tc>
@@ -41342,6 +39877,102 @@
             <w:r>
               <w:lastRenderedPageBreak/>
               <w:t>deploy topology — network, vaults, registries, automation account, storage and the source-archive container — that survives between runs, kept distinct from the per-run runtime topology.</w:t>
+            </w:r>
+          </w:p>
+        </w:tc>
+      </w:tr>
+      <w:tr>
+        <w:tc>
+          <w:tcPr>
+            <w:tcW w:w="2880" w:type="dxa"/>
+          </w:tcPr>
+          <w:p>
+            <w:r>
+              <w:t>EPIC-010-F-007-S-002 — Construct the ProviderMedicare front-end collection</w:t>
+            </w:r>
+          </w:p>
+        </w:tc>
+        <w:tc>
+          <w:tcPr>
+            <w:tcW w:w="2880" w:type="dxa"/>
+          </w:tcPr>
+          <w:p>
+            <w:r>
+              <w:t>§III.4, §III.6, §III.7, §III.8, §III.9, §III.10, §III.11, §III.12, §III.13</w:t>
+            </w:r>
+          </w:p>
+        </w:tc>
+        <w:tc>
+          <w:tcPr>
+            <w:tcW w:w="2880" w:type="dxa"/>
+          </w:tcPr>
+          <w:p>
+            <w:r>
+              <w:t>One record per molecule per provider, keyed {npi, molecule_id}. The base builds it from the CMS Part D file alone, one worker per CMS state; enrichment attaches the provider facts and the molecule's FDA block in one pass; the drop settles the collection to the run's scope by the provider's one billing state.</w:t>
+            </w:r>
+          </w:p>
+        </w:tc>
+      </w:tr>
+      <w:tr>
+        <w:tc>
+          <w:tcPr>
+            <w:tcW w:w="2880" w:type="dxa"/>
+          </w:tcPr>
+          <w:p>
+            <w:r>
+              <w:t>EPIC-010-F-007-S-008 — Construct the NormalizedIndicationMap front-end collection</w:t>
+            </w:r>
+          </w:p>
+        </w:tc>
+        <w:tc>
+          <w:tcPr>
+            <w:tcW w:w="2880" w:type="dxa"/>
+          </w:tcPr>
+          <w:p>
+            <w:r>
+              <w:t>§III.9, §III.10</w:t>
+            </w:r>
+          </w:p>
+        </w:tc>
+        <w:tc>
+          <w:tcPr>
+            <w:tcW w:w="2880" w:type="dxa"/>
+          </w:tcPr>
+          <w:p>
+            <w:r>
+              <w:t>The FDA leg: per-label resolution writes the transient results, and the molecule finalize folds them to one record per molecule carrying its indications, their ICD-10 codes and their trust.</w:t>
+            </w:r>
+          </w:p>
+        </w:tc>
+      </w:tr>
+      <w:tr>
+        <w:tc>
+          <w:tcPr>
+            <w:tcW w:w="2880" w:type="dxa"/>
+          </w:tcPr>
+          <w:p>
+            <w:r>
+              <w:t>EPIC-010-F-007-S-009 — Construct the SpecialtyMedicare front-end collection</w:t>
+            </w:r>
+          </w:p>
+        </w:tc>
+        <w:tc>
+          <w:tcPr>
+            <w:tcW w:w="2880" w:type="dxa"/>
+          </w:tcPr>
+          <w:p>
+            <w:r>
+              <w:t>§III.10, §III.12</w:t>
+            </w:r>
+          </w:p>
+        </w:tc>
+        <w:tc>
+          <w:tcPr>
+            <w:tcW w:w="2880" w:type="dxa"/>
+          </w:tcPr>
+          <w:p>
+            <w:r>
+              <w:t>The NUCC rollup of the settled ProviderMedicare collection: per (NUCC, molecule) the specialty totals, the de-duplicated molecule totals, the prescriber count and the four statistics over the per-provider totals.</w:t>
             </w:r>
           </w:p>
         </w:tc>

--- a/pipeline/ArchitectureDesignAndAudit/ProviderPipeline_LowLevelDesign_v83_anotated.docx
+++ b/pipeline/ArchitectureDesignAndAudit/ProviderPipeline_LowLevelDesign_v83_anotated.docx
@@ -7659,6 +7659,126 @@
       <w:proofErr w:type="spellEnd"/>
       <w:r>
         <w:t xml:space="preserve"> delete succeeds).</w:t>
+      </w:r>
+    </w:p>
+    <w:p>
+      <w:pPr>
+        <w:pStyle w:val="Heading4"/>
+      </w:pPr>
+      <w:r>
+        <w:t>Image contents — which file reaches which container, and what each one does</w:t>
+      </w:r>
+    </w:p>
+    <w:p>
+      <w:pPr/>
+      <w:r>
+        <w:t xml:space="preserve">Three images carry the pipeline: pipeline-control (the Provider controller, entry provider_pipeline/control_runner.py), medicare-control (the Medicare controller, entry MedicareProviderEvaluationDataPipeline/control_runner.py) and medicare-worker (entry run_lifecycle/pipeline_worker.py). The rule that decides image membership is the segregation ruling of 2026-10-22: a controller orchestrates and records and runs no step business logic, a worker runs steps and orchestrates nothing. A file therefore reaches a container if and only if the program that reads it runs there. A controller that carried a worker's data file could run a step, which is the thing segregation forbids, so such a file on a controller is a defect and not a harmless surplus.</w:t>
+      </w:r>
+    </w:p>
+    <w:p>
+      <w:pPr/>
+      <w:r>
+        <w:t xml:space="preserve">Carried by all three, because the run lifecycle needs them wherever it runs:</w:t>
+      </w:r>
+    </w:p>
+    <w:p>
+      <w:pPr>
+        <w:pStyle w:val="ListBullet"/>
+      </w:pPr>
+      <w:r>
+        <w:t xml:space="preserve">pipeline/requirements-pipeline.txt — the pinned dependency set the image installs, so the same source produces the same image.</w:t>
+      </w:r>
+    </w:p>
+    <w:p>
+      <w:pPr>
+        <w:pStyle w:val="ListBullet"/>
+      </w:pPr>
+      <w:r>
+        <w:t xml:space="preserve">ChatHealthyLib — the shared library. mongo_utilities is the only way any container obtains a Mongo handle, under a named identity; logging_service is the only way any container emits a log line; exceptions carries ChatHealthyException; mongo_indexes carries the apply_indexes primitive that every index-creating step calls.</w:t>
+      </w:r>
+    </w:p>
+    <w:p>
+      <w:pPr>
+        <w:pStyle w:val="ListBullet"/>
+      </w:pPr>
+      <w:r>
+        <w:t xml:space="preserve">pipeline/run_lifecycle — admission, the run record, work-item claim and reclaim, the reservation, progress and findings, and step dispatch.</w:t>
+      </w:r>
+    </w:p>
+    <w:p>
+      <w:pPr>
+        <w:pStyle w:val="ListBullet"/>
+      </w:pPr>
+      <w:r>
+        <w:t xml:space="preserve">pipeline/provider_base — the shared ingest engines a step calls, fetch_all_sources among them.</w:t>
+      </w:r>
+    </w:p>
+    <w:p>
+      <w:pPr>
+        <w:pStyle w:val="ListBullet"/>
+      </w:pPr>
+      <w:r>
+        <w:t xml:space="preserve">pipeline/MedicareProviderEvaluationDataPipeline — the Medicare steps and engines. The directory is copied whole and the unwanted half is then removed, so each image states by deletion what it must not be able to do.</w:t>
+      </w:r>
+    </w:p>
+    <w:p>
+      <w:pPr>
+        <w:pStyle w:val="ListBullet"/>
+      </w:pPr>
+      <w:r>
+        <w:t xml:space="preserve">brain/machine_artifacts/content/pipeline_config.json — the run's declared configuration: its scope, its sources, its ceilings and its report recipients. Read at admission, which happens in both roles.</w:t>
+      </w:r>
+    </w:p>
+    <w:p>
+      <w:pPr/>
+      <w:r>
+        <w:t xml:space="preserve">Carried by medicare-worker and by no controller, because every one of them is read by a step:</w:t>
+      </w:r>
+    </w:p>
+    <w:p>
+      <w:pPr>
+        <w:pStyle w:val="ListBullet"/>
+      </w:pPr>
+      <w:r>
+        <w:t xml:space="preserve">Website/schemas/ChatHealthyProviderMedicareSchema.json — the published ProviderMedicare record contract. The clear-and-index step translates it into that collection's MongoDB $jsonSchema validator, so the store itself refuses a nonconforming record at write time rather than trusting the writer (I.3.12). Only the three contracts ship, not the firm's schema directory.</w:t>
+      </w:r>
+    </w:p>
+    <w:p>
+      <w:pPr>
+        <w:pStyle w:val="ListBullet"/>
+      </w:pPr>
+      <w:r>
+        <w:t xml:space="preserve">Website/schemas/ChatHealthySpecialtyMedicareSchema.json — the same, for the SpecialtyMedicare collection.</w:t>
+      </w:r>
+    </w:p>
+    <w:p>
+      <w:pPr>
+        <w:pStyle w:val="ListBullet"/>
+      </w:pPr>
+      <w:r>
+        <w:t xml:space="preserve">Website/schemas/ChatHealthyFdaProductToDiagnosisResolutionSchema.json — the same, for the FDA molecule collection.</w:t>
+      </w:r>
+    </w:p>
+    <w:p>
+      <w:pPr>
+        <w:pStyle w:val="ListBullet"/>
+      </w:pPr>
+      <w:r>
+        <w:t xml:space="preserve">brain/machine_artifacts/content/pipeline_indexes.json — the pipeline cluster's slice of the index catalog, derived at image-build time from the pipeline_indexes package. ensure_provider_indexes reads it to create the Provider collection's indexes before the first row loads. A front-end index never ships to a pipeline container.</w:t>
+      </w:r>
+    </w:p>
+    <w:p>
+      <w:pPr>
+        <w:pStyle w:val="ListBullet"/>
+      </w:pPr>
+      <w:r>
+        <w:t xml:space="preserve">brain/machine_artifacts/content/pipeline_index_packages.json — every versioned mongo_indexes package on target_atlas_pipeline, keyed by package_id, derived in the same bake. pipeline_index_catalog reads it so a run can apply a declared package against &lt;collection&gt;_v_&lt;data_version&gt;. Both files are derived and baked precisely because a container carries no deployment record; the record is the one source and these are its one derived copy.</w:t>
+      </w:r>
+    </w:p>
+    <w:p>
+      <w:pPr/>
+      <w:r>
+        <w:t xml:space="preserve">Removed rather than merely absent, so the image cannot do the other role's job. medicare-control deletes every worker entry program — pipeline_worker, worker_host and worker_runner — and the automation-side programs. medicare-worker deletes the controller entry program, the orchestrator, the status listener, the controller-release module, the orchestration machinery and the VM provisioning and PID verification; aca_job_manager stays because the quiesce step, which is a worker work item, imports it. Both delete tests, operator tools and every Dockerfile, and medicare-control also deletes the package's data directory, which holds the ICD-10 catalog workbook the crosswalk prompt reads — a worker's file.</w:t>
       </w:r>
     </w:p>
     <w:p>
@@ -14676,7 +14796,7 @@
     </w:p>
     <w:p>
       <w:r>
-        <w:t>Indexes are a per-pipeline, deployment-declared fact, not an infrastructure decision. The infrastructure does not choose what is indexed; it executes an index step that applies whatever indexes the deployment record declares for the pipeline's collections. The index list below is the Provider instance's declaration and belongs to the Provider pipeline (Part II); each pipeline carries its own.</w:t>
+        <w:t>Indexes are a per-pipeline fact, not an infrastructure decision, and every one of them is created at run time by the step that creates the collection, before the first row is loaded into it. No deploy creates a pipeline index: a pipeline collection's name carries the run's data_version, and that does not exist when a deploy runs. The infrastructure does not choose what is indexed; it applies the specification the pipeline states, and each pipeline states it where its own collections are created — the Provider pipeline reads it from a deployment-record package baked into the container image, the Medicare pipeline names it in the creating step. Both are applied by the run; neither is applied by a deploy. The index list below is the Provider instance's declaration and belongs to the Provider pipeline (Part II); each pipeline carries its own.</w:t>
       </w:r>
     </w:p>
     <w:p>
@@ -37547,7 +37667,7 @@
         <w:pStyle w:val="ListBullet"/>
       </w:pPr>
       <w:r>
-        <w:t>fdaProductToDiagnosisResolution_v_1 — brand_exact_keys, brand_keys and generic_keys, each a multikey index over an array, serving a consumer that holds a drug name rather than a molecule. The run applies them at the end of the FDA finalize, after the fold (III.9).</w:t>
+        <w:t>fdaProductToDiagnosisResolution_v_1 — no secondary index. The collection is keyed on the molecule and every access path is that key: the enrichment reads one molecule by _id and the finalize updates one molecule by _id. The brand_exact_keys, brand_keys and generic_keys arrays this section indexed until v83 no longer exist — they left the record contract when the RxNorm identity join replaced name-keyed lookup with rxcui_in, unii and identity_path — so a consumer holding a drug name resolves it through the identity ladder rather than through a key array.</w:t>
       </w:r>
     </w:p>
     <w:p>
@@ -37571,7 +37691,7 @@
         <w:pStyle w:val="ListBullet"/>
       </w:pPr>
       <w:r>
-        <w:t>The built ProviderMedicare collection — read by source_state by the enrichment and the drop, each of which sweeps its whole partition.</w:t>
+        <w:t>The built ProviderMedicare collection — nine indexes, all created by the step that creates the collection. Two compound: {source_state, _id} for the enrichment and the transient-attribute drop, and {molecule_id, _id} for the specialty rollup's fan-out and the FDA lookup; each sweep pages as {partition key, _id: $gt}, so a page is a seek rather than a scan. Seven single-field: npi for one provider's records, nucc_codes (multikey) for specialty filtering, rxcui_in and unii for the external identity the children join on, billing_state for the geography downstream questions filter by, and indications.icd10.level3 and indications.icd10.level4 (multikey) for the product question — given an indication, which providers treat it.</w:t>
       </w:r>
     </w:p>
     <w:p>
@@ -37580,6 +37700,14 @@
       </w:pPr>
       <w:r>
         <w:t>The Provider spine — read by npi by the enrichment, and counted by taxonomies.code by the specialty rollup, once per NUCC code.</w:t>
+      </w:r>
+    </w:p>
+    <w:p>
+      <w:pPr>
+        <w:pStyle w:val="ListBullet"/>
+      </w:pPr>
+      <w:r>
+        <w:t>SpecialtyMedicare — no secondary index, by decision rather than by omission. 717 documents keyed by NUCC code, so _id answers the lookup; the molecule entries are a map, and a map's keys cannot be indexed generically, so nothing queries inside them.</w:t>
       </w:r>
     </w:p>
     <w:p>

--- a/pipeline/ArchitectureDesignAndAudit/ProviderPipeline_LowLevelDesign_v83_anotated.docx
+++ b/pipeline/ArchitectureDesignAndAudit/ProviderPipeline_LowLevelDesign_v83_anotated.docx
@@ -13165,7 +13165,7 @@
     <w:p>
       <w:pPr/>
       <w:r>
-        <w:t>Staged reads carry no run_id: a full load drains-then-replaces every staging collection (delete_many({}) then insert), so the staged rows are the one truth regardless of which run staged them, and every step reads staging run-id-free. run_id survives only as write provenance. The FDA leg's serial pre-pass (index_fda_prescription_records) drains the transient per-label store in build mode — the same drain-then-replace rule — so folds never mix stale labels; the FDA leg's clean entry point is therefore the index step. Two gates demand stamps, not mere rows: build_fda_label_resolution requires fda_record_number-stamped labels and build_providermedicare_base requires partition_state-stamped Part D rows — unstamped staging would otherwise yield a silent empty build.</w:t>
+        <w:t>Staged reads carry no run_id: a full load DROPS every staging collection and reloads it (drop() then insert, never delete_many({}): a delete walks every document and maintains every index as it goes, which on a 28-million-row staged source costs tens of minutes before the first new row lands, while a drop discards the collection and its indexes at once and the loader rebuilds the indexes afterwards on an empty collection), so the staged rows are the one truth regardless of which run staged them, and every step reads staging run-id-free. run_id survives only as write provenance. The FDA leg's serial pre-pass (index_fda_prescription_records) drains the transient per-label store in build mode — the same drain-then-replace rule — so folds never mix stale labels; the FDA leg's clean entry point is therefore the index step. Two gates demand stamps, not mere rows: build_fda_label_resolution requires fda_record_number-stamped labels and build_providermedicare_base requires partition_state-stamped Part D rows — unstamped staging would otherwise yield a silent empty build.</w:t>
       </w:r>
     </w:p>
     <w:p>
@@ -37525,7 +37525,7 @@
     <w:p>
       <w:pPr/>
       <w:r>
-        <w:t>No check carries a run identifier. A full load drains and replaces each staging collection, so existence-with-rows is the whole of the dependency: which run staged the rows does not change whether they are the truth. For the same reason the tasks themselves read staging without a run filter.</w:t>
+        <w:t>No check carries a run identifier. A full load drops and replaces each staging collection, so existence-with-rows is the whole of the dependency: which run staged the rows does not change whether they are the truth. For the same reason the tasks themselves read staging without a run filter.</w:t>
       </w:r>
     </w:p>
     <w:p>
